--- a/Ванпанчмен_редакторская_полный_проход.docx
+++ b/Ванпанчмен_редакторская_полный_проход.docx
@@ -2453,7 +2453,7 @@
           <ns1:inline>
             <ns1:extent cx="5200000" cy="5200000"/>
             <ns1:effectExtent l="0" t="0" r="0" b="0"/>
-            <ns1:docPr id="1001" name="глава-002.jpg"/>
+            <ns1:docPr id="1002" name="глава-002.jpg"/>
             <ns1:cNvGraphicFramePr>
               <ns2:graphicFrameLocks noChangeAspect="1"/>
             </ns1:cNvGraphicFramePr>
@@ -2461,11 +2461,11 @@
               <ns2:graphicData uri="http://schemas.openxmlformats.org/drawingml/2006/picture">
                 <ns3:pic>
                   <ns3:nvPicPr>
-                    <ns3:cNvPr id="1001" name="глава-002.jpg"/>
+                    <ns3:cNvPr id="1002" name="глава-002.jpg"/>
                     <ns3:cNvPicPr/>
                   </ns3:nvPicPr>
                   <ns3:blipFill>
-                    <ns2:blip ns4:embed="rId1"/>
+                    <ns2:blip ns4:embed="rId2"/>
                     <ns2:stretch>
                       <ns2:fillRect/>
                     </ns2:stretch>
@@ -3755,7 +3755,7 @@
           <ns1:inline>
             <ns1:extent cx="5200000" cy="5200000"/>
             <ns1:effectExtent l="0" t="0" r="0" b="0"/>
-            <ns1:docPr id="1001" name="глава-003.jpg"/>
+            <ns1:docPr id="1003" name="глава-003.jpg"/>
             <ns1:cNvGraphicFramePr>
               <ns2:graphicFrameLocks noChangeAspect="1"/>
             </ns1:cNvGraphicFramePr>
@@ -3763,11 +3763,11 @@
               <ns2:graphicData uri="http://schemas.openxmlformats.org/drawingml/2006/picture">
                 <ns3:pic>
                   <ns3:nvPicPr>
-                    <ns3:cNvPr id="1001" name="глава-003.jpg"/>
+                    <ns3:cNvPr id="1003" name="глава-003.jpg"/>
                     <ns3:cNvPicPr/>
                   </ns3:nvPicPr>
                   <ns3:blipFill>
-                    <ns2:blip ns4:embed="rId1"/>
+                    <ns2:blip ns4:embed="rId3"/>
                     <ns2:stretch>
                       <ns2:fillRect/>
                     </ns2:stretch>
@@ -4681,7 +4681,7 @@
           <ns1:inline>
             <ns1:extent cx="5200000" cy="5200000"/>
             <ns1:effectExtent l="0" t="0" r="0" b="0"/>
-            <ns1:docPr id="1001" name="глава-004.jpg"/>
+            <ns1:docPr id="1004" name="глава-004.jpg"/>
             <ns1:cNvGraphicFramePr>
               <ns2:graphicFrameLocks noChangeAspect="1"/>
             </ns1:cNvGraphicFramePr>
@@ -4689,11 +4689,11 @@
               <ns2:graphicData uri="http://schemas.openxmlformats.org/drawingml/2006/picture">
                 <ns3:pic>
                   <ns3:nvPicPr>
-                    <ns3:cNvPr id="1001" name="глава-004.jpg"/>
+                    <ns3:cNvPr id="1004" name="глава-004.jpg"/>
                     <ns3:cNvPicPr/>
                   </ns3:nvPicPr>
                   <ns3:blipFill>
-                    <ns2:blip ns4:embed="rId1"/>
+                    <ns2:blip ns4:embed="rId4"/>
                     <ns2:stretch>
                       <ns2:fillRect/>
                     </ns2:stretch>
@@ -5783,7 +5783,7 @@
           <ns1:inline>
             <ns1:extent cx="5200000" cy="5200000"/>
             <ns1:effectExtent l="0" t="0" r="0" b="0"/>
-            <ns1:docPr id="1001" name="глава-005.jpg"/>
+            <ns1:docPr id="1005" name="глава-005.jpg"/>
             <ns1:cNvGraphicFramePr>
               <ns2:graphicFrameLocks noChangeAspect="1"/>
             </ns1:cNvGraphicFramePr>
@@ -5791,11 +5791,11 @@
               <ns2:graphicData uri="http://schemas.openxmlformats.org/drawingml/2006/picture">
                 <ns3:pic>
                   <ns3:nvPicPr>
-                    <ns3:cNvPr id="1001" name="глава-005.jpg"/>
+                    <ns3:cNvPr id="1005" name="глава-005.jpg"/>
                     <ns3:cNvPicPr/>
                   </ns3:nvPicPr>
                   <ns3:blipFill>
-                    <ns2:blip ns4:embed="rId1"/>
+                    <ns2:blip ns4:embed="rId5"/>
                     <ns2:stretch>
                       <ns2:fillRect/>
                     </ns2:stretch>
@@ -6813,7 +6813,7 @@
           <ns1:inline>
             <ns1:extent cx="5200000" cy="5200000"/>
             <ns1:effectExtent l="0" t="0" r="0" b="0"/>
-            <ns1:docPr id="1001" name="глава-006.jpg"/>
+            <ns1:docPr id="1006" name="глава-006.jpg"/>
             <ns1:cNvGraphicFramePr>
               <ns2:graphicFrameLocks noChangeAspect="1"/>
             </ns1:cNvGraphicFramePr>
@@ -6821,11 +6821,11 @@
               <ns2:graphicData uri="http://schemas.openxmlformats.org/drawingml/2006/picture">
                 <ns3:pic>
                   <ns3:nvPicPr>
-                    <ns3:cNvPr id="1001" name="глава-006.jpg"/>
+                    <ns3:cNvPr id="1006" name="глава-006.jpg"/>
                     <ns3:cNvPicPr/>
                   </ns3:nvPicPr>
                   <ns3:blipFill>
-                    <ns2:blip ns4:embed="rId1"/>
+                    <ns2:blip ns4:embed="rId6"/>
                     <ns2:stretch>
                       <ns2:fillRect/>
                     </ns2:stretch>
@@ -8155,7 +8155,7 @@
           <ns1:inline>
             <ns1:extent cx="5200000" cy="5200000"/>
             <ns1:effectExtent l="0" t="0" r="0" b="0"/>
-            <ns1:docPr id="1001" name="глава-007.jpg"/>
+            <ns1:docPr id="1007" name="глава-007.jpg"/>
             <ns1:cNvGraphicFramePr>
               <ns2:graphicFrameLocks noChangeAspect="1"/>
             </ns1:cNvGraphicFramePr>
@@ -8163,11 +8163,11 @@
               <ns2:graphicData uri="http://schemas.openxmlformats.org/drawingml/2006/picture">
                 <ns3:pic>
                   <ns3:nvPicPr>
-                    <ns3:cNvPr id="1001" name="глава-007.jpg"/>
+                    <ns3:cNvPr id="1007" name="глава-007.jpg"/>
                     <ns3:cNvPicPr/>
                   </ns3:nvPicPr>
                   <ns3:blipFill>
-                    <ns2:blip ns4:embed="rId1"/>
+                    <ns2:blip ns4:embed="rId7"/>
                     <ns2:stretch>
                       <ns2:fillRect/>
                     </ns2:stretch>
@@ -9321,7 +9321,7 @@
           <ns1:inline>
             <ns1:extent cx="5200000" cy="5200000"/>
             <ns1:effectExtent l="0" t="0" r="0" b="0"/>
-            <ns1:docPr id="1001" name="глава-008.jpg"/>
+            <ns1:docPr id="1008" name="глава-008.jpg"/>
             <ns1:cNvGraphicFramePr>
               <ns2:graphicFrameLocks noChangeAspect="1"/>
             </ns1:cNvGraphicFramePr>
@@ -9329,11 +9329,11 @@
               <ns2:graphicData uri="http://schemas.openxmlformats.org/drawingml/2006/picture">
                 <ns3:pic>
                   <ns3:nvPicPr>
-                    <ns3:cNvPr id="1001" name="глава-008.jpg"/>
+                    <ns3:cNvPr id="1008" name="глава-008.jpg"/>
                     <ns3:cNvPicPr/>
                   </ns3:nvPicPr>
                   <ns3:blipFill>
-                    <ns2:blip ns4:embed="rId1"/>
+                    <ns2:blip ns4:embed="rId8"/>
                     <ns2:stretch>
                       <ns2:fillRect/>
                     </ns2:stretch>
@@ -10751,7 +10751,7 @@
           <ns1:inline>
             <ns1:extent cx="5200000" cy="5200000"/>
             <ns1:effectExtent l="0" t="0" r="0" b="0"/>
-            <ns1:docPr id="1001" name="глава-009.jpg"/>
+            <ns1:docPr id="1009" name="глава-009.jpg"/>
             <ns1:cNvGraphicFramePr>
               <ns2:graphicFrameLocks noChangeAspect="1"/>
             </ns1:cNvGraphicFramePr>
@@ -10759,11 +10759,11 @@
               <ns2:graphicData uri="http://schemas.openxmlformats.org/drawingml/2006/picture">
                 <ns3:pic>
                   <ns3:nvPicPr>
-                    <ns3:cNvPr id="1001" name="глава-009.jpg"/>
+                    <ns3:cNvPr id="1009" name="глава-009.jpg"/>
                     <ns3:cNvPicPr/>
                   </ns3:nvPicPr>
                   <ns3:blipFill>
-                    <ns2:blip ns4:embed="rId1"/>
+                    <ns2:blip ns4:embed="rId9"/>
                     <ns2:stretch>
                       <ns2:fillRect/>
                     </ns2:stretch>
@@ -12053,7 +12053,7 @@
           <ns1:inline>
             <ns1:extent cx="5200000" cy="5200000"/>
             <ns1:effectExtent l="0" t="0" r="0" b="0"/>
-            <ns1:docPr id="1001" name="глава-010.jpg"/>
+            <ns1:docPr id="1010" name="глава-010.jpg"/>
             <ns1:cNvGraphicFramePr>
               <ns2:graphicFrameLocks noChangeAspect="1"/>
             </ns1:cNvGraphicFramePr>
@@ -12061,11 +12061,11 @@
               <ns2:graphicData uri="http://schemas.openxmlformats.org/drawingml/2006/picture">
                 <ns3:pic>
                   <ns3:nvPicPr>
-                    <ns3:cNvPr id="1001" name="глава-010.jpg"/>
+                    <ns3:cNvPr id="1010" name="глава-010.jpg"/>
                     <ns3:cNvPicPr/>
                   </ns3:nvPicPr>
                   <ns3:blipFill>
-                    <ns2:blip ns4:embed="rId1"/>
+                    <ns2:blip ns4:embed="rId10"/>
                     <ns2:stretch>
                       <ns2:fillRect/>
                     </ns2:stretch>
@@ -13332,7 +13332,7 @@
           <ns1:inline>
             <ns1:extent cx="5200000" cy="5200000"/>
             <ns1:effectExtent l="0" t="0" r="0" b="0"/>
-            <ns1:docPr id="1001" name="глава-011.jpg"/>
+            <ns1:docPr id="1011" name="глава-011.jpg"/>
             <ns1:cNvGraphicFramePr>
               <ns2:graphicFrameLocks noChangeAspect="1"/>
             </ns1:cNvGraphicFramePr>
@@ -13340,11 +13340,11 @@
               <ns2:graphicData uri="http://schemas.openxmlformats.org/drawingml/2006/picture">
                 <ns3:pic>
                   <ns3:nvPicPr>
-                    <ns3:cNvPr id="1001" name="глава-011.jpg"/>
+                    <ns3:cNvPr id="1011" name="глава-011.jpg"/>
                     <ns3:cNvPicPr/>
                   </ns3:nvPicPr>
                   <ns3:blipFill>
-                    <ns2:blip ns4:embed="rId1"/>
+                    <ns2:blip ns4:embed="rId11"/>
                     <ns2:stretch>
                       <ns2:fillRect/>
                     </ns2:stretch>
@@ -13834,7 +13834,7 @@
           <ns1:inline>
             <ns1:extent cx="5200000" cy="5200000"/>
             <ns1:effectExtent l="0" t="0" r="0" b="0"/>
-            <ns1:docPr id="1001" name="глава-012.jpg"/>
+            <ns1:docPr id="1012" name="глава-012.jpg"/>
             <ns1:cNvGraphicFramePr>
               <ns2:graphicFrameLocks noChangeAspect="1"/>
             </ns1:cNvGraphicFramePr>
@@ -13842,11 +13842,11 @@
               <ns2:graphicData uri="http://schemas.openxmlformats.org/drawingml/2006/picture">
                 <ns3:pic>
                   <ns3:nvPicPr>
-                    <ns3:cNvPr id="1001" name="глава-012.jpg"/>
+                    <ns3:cNvPr id="1012" name="глава-012.jpg"/>
                     <ns3:cNvPicPr/>
                   </ns3:nvPicPr>
                   <ns3:blipFill>
-                    <ns2:blip ns4:embed="rId1"/>
+                    <ns2:blip ns4:embed="rId12"/>
                     <ns2:stretch>
                       <ns2:fillRect/>
                     </ns2:stretch>
@@ -14456,7 +14456,7 @@
           <ns1:inline>
             <ns1:extent cx="5200000" cy="5200000"/>
             <ns1:effectExtent l="0" t="0" r="0" b="0"/>
-            <ns1:docPr id="1001" name="глава-013.jpg"/>
+            <ns1:docPr id="1013" name="глава-013.jpg"/>
             <ns1:cNvGraphicFramePr>
               <ns2:graphicFrameLocks noChangeAspect="1"/>
             </ns1:cNvGraphicFramePr>
@@ -14464,11 +14464,11 @@
               <ns2:graphicData uri="http://schemas.openxmlformats.org/drawingml/2006/picture">
                 <ns3:pic>
                   <ns3:nvPicPr>
-                    <ns3:cNvPr id="1001" name="глава-013.jpg"/>
+                    <ns3:cNvPr id="1013" name="глава-013.jpg"/>
                     <ns3:cNvPicPr/>
                   </ns3:nvPicPr>
                   <ns3:blipFill>
-                    <ns2:blip ns4:embed="rId1"/>
+                    <ns2:blip ns4:embed="rId13"/>
                     <ns2:stretch>
                       <ns2:fillRect/>
                     </ns2:stretch>
@@ -15054,7 +15054,7 @@
           <ns1:inline>
             <ns1:extent cx="5200000" cy="5200000"/>
             <ns1:effectExtent l="0" t="0" r="0" b="0"/>
-            <ns1:docPr id="1001" name="глава-014.jpg"/>
+            <ns1:docPr id="1014" name="глава-014.jpg"/>
             <ns1:cNvGraphicFramePr>
               <ns2:graphicFrameLocks noChangeAspect="1"/>
             </ns1:cNvGraphicFramePr>
@@ -15062,11 +15062,11 @@
               <ns2:graphicData uri="http://schemas.openxmlformats.org/drawingml/2006/picture">
                 <ns3:pic>
                   <ns3:nvPicPr>
-                    <ns3:cNvPr id="1001" name="глава-014.jpg"/>
+                    <ns3:cNvPr id="1014" name="глава-014.jpg"/>
                     <ns3:cNvPicPr/>
                   </ns3:nvPicPr>
                   <ns3:blipFill>
-                    <ns2:blip ns4:embed="rId1"/>
+                    <ns2:blip ns4:embed="rId14"/>
                     <ns2:stretch>
                       <ns2:fillRect/>
                     </ns2:stretch>
@@ -15564,7 +15564,7 @@
           <ns1:inline>
             <ns1:extent cx="5200000" cy="5200000"/>
             <ns1:effectExtent l="0" t="0" r="0" b="0"/>
-            <ns1:docPr id="1001" name="глава-015.jpg"/>
+            <ns1:docPr id="1015" name="глава-015.jpg"/>
             <ns1:cNvGraphicFramePr>
               <ns2:graphicFrameLocks noChangeAspect="1"/>
             </ns1:cNvGraphicFramePr>
@@ -15572,11 +15572,11 @@
               <ns2:graphicData uri="http://schemas.openxmlformats.org/drawingml/2006/picture">
                 <ns3:pic>
                   <ns3:nvPicPr>
-                    <ns3:cNvPr id="1001" name="глава-015.jpg"/>
+                    <ns3:cNvPr id="1015" name="глава-015.jpg"/>
                     <ns3:cNvPicPr/>
                   </ns3:nvPicPr>
                   <ns3:blipFill>
-                    <ns2:blip ns4:embed="rId1"/>
+                    <ns2:blip ns4:embed="rId15"/>
                     <ns2:stretch>
                       <ns2:fillRect/>
                     </ns2:stretch>
@@ -16274,7 +16274,7 @@
           <ns1:inline>
             <ns1:extent cx="5200000" cy="5200000"/>
             <ns1:effectExtent l="0" t="0" r="0" b="0"/>
-            <ns1:docPr id="1001" name="глава-016.jpg"/>
+            <ns1:docPr id="1016" name="глава-016.jpg"/>
             <ns1:cNvGraphicFramePr>
               <ns2:graphicFrameLocks noChangeAspect="1"/>
             </ns1:cNvGraphicFramePr>
@@ -16282,11 +16282,11 @@
               <ns2:graphicData uri="http://schemas.openxmlformats.org/drawingml/2006/picture">
                 <ns3:pic>
                   <ns3:nvPicPr>
-                    <ns3:cNvPr id="1001" name="глава-016.jpg"/>
+                    <ns3:cNvPr id="1016" name="глава-016.jpg"/>
                     <ns3:cNvPicPr/>
                   </ns3:nvPicPr>
                   <ns3:blipFill>
-                    <ns2:blip ns4:embed="rId1"/>
+                    <ns2:blip ns4:embed="rId16"/>
                     <ns2:stretch>
                       <ns2:fillRect/>
                     </ns2:stretch>
@@ -16832,7 +16832,7 @@
           <ns1:inline>
             <ns1:extent cx="5200000" cy="5200000"/>
             <ns1:effectExtent l="0" t="0" r="0" b="0"/>
-            <ns1:docPr id="1001" name="глава-017.jpg"/>
+            <ns1:docPr id="1017" name="глава-017.jpg"/>
             <ns1:cNvGraphicFramePr>
               <ns2:graphicFrameLocks noChangeAspect="1"/>
             </ns1:cNvGraphicFramePr>
@@ -16840,11 +16840,11 @@
               <ns2:graphicData uri="http://schemas.openxmlformats.org/drawingml/2006/picture">
                 <ns3:pic>
                   <ns3:nvPicPr>
-                    <ns3:cNvPr id="1001" name="глава-017.jpg"/>
+                    <ns3:cNvPr id="1017" name="глава-017.jpg"/>
                     <ns3:cNvPicPr/>
                   </ns3:nvPicPr>
                   <ns3:blipFill>
-                    <ns2:blip ns4:embed="rId1"/>
+                    <ns2:blip ns4:embed="rId17"/>
                     <ns2:stretch>
                       <ns2:fillRect/>
                     </ns2:stretch>
@@ -17470,7 +17470,7 @@
           <ns1:inline>
             <ns1:extent cx="5200000" cy="5200000"/>
             <ns1:effectExtent l="0" t="0" r="0" b="0"/>
-            <ns1:docPr id="1001" name="глава-018.jpg"/>
+            <ns1:docPr id="1018" name="глава-018.jpg"/>
             <ns1:cNvGraphicFramePr>
               <ns2:graphicFrameLocks noChangeAspect="1"/>
             </ns1:cNvGraphicFramePr>
@@ -17478,11 +17478,11 @@
               <ns2:graphicData uri="http://schemas.openxmlformats.org/drawingml/2006/picture">
                 <ns3:pic>
                   <ns3:nvPicPr>
-                    <ns3:cNvPr id="1001" name="глава-018.jpg"/>
+                    <ns3:cNvPr id="1018" name="глава-018.jpg"/>
                     <ns3:cNvPicPr/>
                   </ns3:nvPicPr>
                   <ns3:blipFill>
-                    <ns2:blip ns4:embed="rId1"/>
+                    <ns2:blip ns4:embed="rId18"/>
                     <ns2:stretch>
                       <ns2:fillRect/>
                     </ns2:stretch>
@@ -18180,7 +18180,7 @@
           <ns1:inline>
             <ns1:extent cx="5200000" cy="5200000"/>
             <ns1:effectExtent l="0" t="0" r="0" b="0"/>
-            <ns1:docPr id="1001" name="глава-019.jpg"/>
+            <ns1:docPr id="1019" name="глава-019.jpg"/>
             <ns1:cNvGraphicFramePr>
               <ns2:graphicFrameLocks noChangeAspect="1"/>
             </ns1:cNvGraphicFramePr>
@@ -18188,11 +18188,11 @@
               <ns2:graphicData uri="http://schemas.openxmlformats.org/drawingml/2006/picture">
                 <ns3:pic>
                   <ns3:nvPicPr>
-                    <ns3:cNvPr id="1001" name="глава-019.jpg"/>
+                    <ns3:cNvPr id="1019" name="глава-019.jpg"/>
                     <ns3:cNvPicPr/>
                   </ns3:nvPicPr>
                   <ns3:blipFill>
-                    <ns2:blip ns4:embed="rId1"/>
+                    <ns2:blip ns4:embed="rId19"/>
                     <ns2:stretch>
                       <ns2:fillRect/>
                     </ns2:stretch>
@@ -18770,7 +18770,7 @@
           <ns1:inline>
             <ns1:extent cx="5200000" cy="5200000"/>
             <ns1:effectExtent l="0" t="0" r="0" b="0"/>
-            <ns1:docPr id="1001" name="глава-020.jpg"/>
+            <ns1:docPr id="1020" name="глава-020.jpg"/>
             <ns1:cNvGraphicFramePr>
               <ns2:graphicFrameLocks noChangeAspect="1"/>
             </ns1:cNvGraphicFramePr>
@@ -18778,11 +18778,11 @@
               <ns2:graphicData uri="http://schemas.openxmlformats.org/drawingml/2006/picture">
                 <ns3:pic>
                   <ns3:nvPicPr>
-                    <ns3:cNvPr id="1001" name="глава-020.jpg"/>
+                    <ns3:cNvPr id="1020" name="глава-020.jpg"/>
                     <ns3:cNvPicPr/>
                   </ns3:nvPicPr>
                   <ns3:blipFill>
-                    <ns2:blip ns4:embed="rId1"/>
+                    <ns2:blip ns4:embed="rId20"/>
                     <ns2:stretch>
                       <ns2:fillRect/>
                     </ns2:stretch>
@@ -19441,7 +19441,7 @@
           <ns1:inline>
             <ns1:extent cx="5200000" cy="5200000"/>
             <ns1:effectExtent l="0" t="0" r="0" b="0"/>
-            <ns1:docPr id="1001" name="глава-021.jpg"/>
+            <ns1:docPr id="1021" name="глава-021.jpg"/>
             <ns1:cNvGraphicFramePr>
               <ns2:graphicFrameLocks noChangeAspect="1"/>
             </ns1:cNvGraphicFramePr>
@@ -19449,11 +19449,11 @@
               <ns2:graphicData uri="http://schemas.openxmlformats.org/drawingml/2006/picture">
                 <ns3:pic>
                   <ns3:nvPicPr>
-                    <ns3:cNvPr id="1001" name="глава-021.jpg"/>
+                    <ns3:cNvPr id="1021" name="глава-021.jpg"/>
                     <ns3:cNvPicPr/>
                   </ns3:nvPicPr>
                   <ns3:blipFill>
-                    <ns2:blip ns4:embed="rId1"/>
+                    <ns2:blip ns4:embed="rId21"/>
                     <ns2:stretch>
                       <ns2:fillRect/>
                     </ns2:stretch>
@@ -20079,7 +20079,7 @@
           <ns1:inline>
             <ns1:extent cx="5200000" cy="5200000"/>
             <ns1:effectExtent l="0" t="0" r="0" b="0"/>
-            <ns1:docPr id="1001" name="глава-022.jpg"/>
+            <ns1:docPr id="1022" name="глава-022.jpg"/>
             <ns1:cNvGraphicFramePr>
               <ns2:graphicFrameLocks noChangeAspect="1"/>
             </ns1:cNvGraphicFramePr>
@@ -20087,11 +20087,11 @@
               <ns2:graphicData uri="http://schemas.openxmlformats.org/drawingml/2006/picture">
                 <ns3:pic>
                   <ns3:nvPicPr>
-                    <ns3:cNvPr id="1001" name="глава-022.jpg"/>
+                    <ns3:cNvPr id="1022" name="глава-022.jpg"/>
                     <ns3:cNvPicPr/>
                   </ns3:nvPicPr>
                   <ns3:blipFill>
-                    <ns2:blip ns4:embed="rId1"/>
+                    <ns2:blip ns4:embed="rId22"/>
                     <ns2:stretch>
                       <ns2:fillRect/>
                     </ns2:stretch>
@@ -20613,7 +20613,7 @@
           <ns1:inline>
             <ns1:extent cx="5200000" cy="5200000"/>
             <ns1:effectExtent l="0" t="0" r="0" b="0"/>
-            <ns1:docPr id="1001" name="глава-023.jpg"/>
+            <ns1:docPr id="1023" name="глава-023.jpg"/>
             <ns1:cNvGraphicFramePr>
               <ns2:graphicFrameLocks noChangeAspect="1"/>
             </ns1:cNvGraphicFramePr>
@@ -20621,11 +20621,11 @@
               <ns2:graphicData uri="http://schemas.openxmlformats.org/drawingml/2006/picture">
                 <ns3:pic>
                   <ns3:nvPicPr>
-                    <ns3:cNvPr id="1001" name="глава-023.jpg"/>
+                    <ns3:cNvPr id="1023" name="глава-023.jpg"/>
                     <ns3:cNvPicPr/>
                   </ns3:nvPicPr>
                   <ns3:blipFill>
-                    <ns2:blip ns4:embed="rId1"/>
+                    <ns2:blip ns4:embed="rId23"/>
                     <ns2:stretch>
                       <ns2:fillRect/>
                     </ns2:stretch>
@@ -21099,7 +21099,7 @@
           <ns1:inline>
             <ns1:extent cx="5200000" cy="5200000"/>
             <ns1:effectExtent l="0" t="0" r="0" b="0"/>
-            <ns1:docPr id="1001" name="глава-024.jpg"/>
+            <ns1:docPr id="1024" name="глава-024.jpg"/>
             <ns1:cNvGraphicFramePr>
               <ns2:graphicFrameLocks noChangeAspect="1"/>
             </ns1:cNvGraphicFramePr>
@@ -21107,11 +21107,11 @@
               <ns2:graphicData uri="http://schemas.openxmlformats.org/drawingml/2006/picture">
                 <ns3:pic>
                   <ns3:nvPicPr>
-                    <ns3:cNvPr id="1001" name="глава-024.jpg"/>
+                    <ns3:cNvPr id="1024" name="глава-024.jpg"/>
                     <ns3:cNvPicPr/>
                   </ns3:nvPicPr>
                   <ns3:blipFill>
-                    <ns2:blip ns4:embed="rId1"/>
+                    <ns2:blip ns4:embed="rId24"/>
                     <ns2:stretch>
                       <ns2:fillRect/>
                     </ns2:stretch>
@@ -21649,7 +21649,7 @@
           <ns1:inline>
             <ns1:extent cx="5200000" cy="5200000"/>
             <ns1:effectExtent l="0" t="0" r="0" b="0"/>
-            <ns1:docPr id="1001" name="глава-025.jpg"/>
+            <ns1:docPr id="1025" name="глава-025.jpg"/>
             <ns1:cNvGraphicFramePr>
               <ns2:graphicFrameLocks noChangeAspect="1"/>
             </ns1:cNvGraphicFramePr>
@@ -21657,11 +21657,11 @@
               <ns2:graphicData uri="http://schemas.openxmlformats.org/drawingml/2006/picture">
                 <ns3:pic>
                   <ns3:nvPicPr>
-                    <ns3:cNvPr id="1001" name="глава-025.jpg"/>
+                    <ns3:cNvPr id="1025" name="глава-025.jpg"/>
                     <ns3:cNvPicPr/>
                   </ns3:nvPicPr>
                   <ns3:blipFill>
-                    <ns2:blip ns4:embed="rId1"/>
+                    <ns2:blip ns4:embed="rId25"/>
                     <ns2:stretch>
                       <ns2:fillRect/>
                     </ns2:stretch>
@@ -22263,7 +22263,7 @@
           <ns1:inline>
             <ns1:extent cx="5200000" cy="5200000"/>
             <ns1:effectExtent l="0" t="0" r="0" b="0"/>
-            <ns1:docPr id="1001" name="глава-026.jpg"/>
+            <ns1:docPr id="1026" name="глава-026.jpg"/>
             <ns1:cNvGraphicFramePr>
               <ns2:graphicFrameLocks noChangeAspect="1"/>
             </ns1:cNvGraphicFramePr>
@@ -22271,11 +22271,11 @@
               <ns2:graphicData uri="http://schemas.openxmlformats.org/drawingml/2006/picture">
                 <ns3:pic>
                   <ns3:nvPicPr>
-                    <ns3:cNvPr id="1001" name="глава-026.jpg"/>
+                    <ns3:cNvPr id="1026" name="глава-026.jpg"/>
                     <ns3:cNvPicPr/>
                   </ns3:nvPicPr>
                   <ns3:blipFill>
-                    <ns2:blip ns4:embed="rId1"/>
+                    <ns2:blip ns4:embed="rId26"/>
                     <ns2:stretch>
                       <ns2:fillRect/>
                     </ns2:stretch>
@@ -22877,7 +22877,7 @@
           <ns1:inline>
             <ns1:extent cx="5200000" cy="5200000"/>
             <ns1:effectExtent l="0" t="0" r="0" b="0"/>
-            <ns1:docPr id="1001" name="глава-027.jpg"/>
+            <ns1:docPr id="1027" name="глава-027.jpg"/>
             <ns1:cNvGraphicFramePr>
               <ns2:graphicFrameLocks noChangeAspect="1"/>
             </ns1:cNvGraphicFramePr>
@@ -22885,11 +22885,11 @@
               <ns2:graphicData uri="http://schemas.openxmlformats.org/drawingml/2006/picture">
                 <ns3:pic>
                   <ns3:nvPicPr>
-                    <ns3:cNvPr id="1001" name="глава-027.jpg"/>
+                    <ns3:cNvPr id="1027" name="глава-027.jpg"/>
                     <ns3:cNvPicPr/>
                   </ns3:nvPicPr>
                   <ns3:blipFill>
-                    <ns2:blip ns4:embed="rId1"/>
+                    <ns2:blip ns4:embed="rId27"/>
                     <ns2:stretch>
                       <ns2:fillRect/>
                     </ns2:stretch>
@@ -23611,7 +23611,7 @@
           <ns1:inline>
             <ns1:extent cx="5200000" cy="5200000"/>
             <ns1:effectExtent l="0" t="0" r="0" b="0"/>
-            <ns1:docPr id="1001" name="глава-028.jpg"/>
+            <ns1:docPr id="1028" name="глава-028.jpg"/>
             <ns1:cNvGraphicFramePr>
               <ns2:graphicFrameLocks noChangeAspect="1"/>
             </ns1:cNvGraphicFramePr>
@@ -23619,11 +23619,11 @@
               <ns2:graphicData uri="http://schemas.openxmlformats.org/drawingml/2006/picture">
                 <ns3:pic>
                   <ns3:nvPicPr>
-                    <ns3:cNvPr id="1001" name="глава-028.jpg"/>
+                    <ns3:cNvPr id="1028" name="глава-028.jpg"/>
                     <ns3:cNvPicPr/>
                   </ns3:nvPicPr>
                   <ns3:blipFill>
-                    <ns2:blip ns4:embed="rId1"/>
+                    <ns2:blip ns4:embed="rId28"/>
                     <ns2:stretch>
                       <ns2:fillRect/>
                     </ns2:stretch>
@@ -24233,7 +24233,7 @@
           <ns1:inline>
             <ns1:extent cx="5200000" cy="5200000"/>
             <ns1:effectExtent l="0" t="0" r="0" b="0"/>
-            <ns1:docPr id="1001" name="глава-029.jpg"/>
+            <ns1:docPr id="1029" name="глава-029.jpg"/>
             <ns1:cNvGraphicFramePr>
               <ns2:graphicFrameLocks noChangeAspect="1"/>
             </ns1:cNvGraphicFramePr>
@@ -24241,11 +24241,11 @@
               <ns2:graphicData uri="http://schemas.openxmlformats.org/drawingml/2006/picture">
                 <ns3:pic>
                   <ns3:nvPicPr>
-                    <ns3:cNvPr id="1001" name="глава-029.jpg"/>
+                    <ns3:cNvPr id="1029" name="глава-029.jpg"/>
                     <ns3:cNvPicPr/>
                   </ns3:nvPicPr>
                   <ns3:blipFill>
-                    <ns2:blip ns4:embed="rId1"/>
+                    <ns2:blip ns4:embed="rId29"/>
                     <ns2:stretch>
                       <ns2:fillRect/>
                     </ns2:stretch>
@@ -25087,7 +25087,7 @@
           <ns1:inline>
             <ns1:extent cx="5200000" cy="5200000"/>
             <ns1:effectExtent l="0" t="0" r="0" b="0"/>
-            <ns1:docPr id="1001" name="глава-030.jpg"/>
+            <ns1:docPr id="1030" name="глава-030.jpg"/>
             <ns1:cNvGraphicFramePr>
               <ns2:graphicFrameLocks noChangeAspect="1"/>
             </ns1:cNvGraphicFramePr>
@@ -25095,11 +25095,11 @@
               <ns2:graphicData uri="http://schemas.openxmlformats.org/drawingml/2006/picture">
                 <ns3:pic>
                   <ns3:nvPicPr>
-                    <ns3:cNvPr id="1001" name="глава-030.jpg"/>
+                    <ns3:cNvPr id="1030" name="глава-030.jpg"/>
                     <ns3:cNvPicPr/>
                   </ns3:nvPicPr>
                   <ns3:blipFill>
-                    <ns2:blip ns4:embed="rId1"/>
+                    <ns2:blip ns4:embed="rId30"/>
                     <ns2:stretch>
                       <ns2:fillRect/>
                     </ns2:stretch>
@@ -26014,7 +26014,7 @@
           <ns1:inline>
             <ns1:extent cx="5200000" cy="5200000"/>
             <ns1:effectExtent l="0" t="0" r="0" b="0"/>
-            <ns1:docPr id="1001" name="глава-031.jpg"/>
+            <ns1:docPr id="1031" name="глава-031.jpg"/>
             <ns1:cNvGraphicFramePr>
               <ns2:graphicFrameLocks noChangeAspect="1"/>
             </ns1:cNvGraphicFramePr>
@@ -26022,11 +26022,11 @@
               <ns2:graphicData uri="http://schemas.openxmlformats.org/drawingml/2006/picture">
                 <ns3:pic>
                   <ns3:nvPicPr>
-                    <ns3:cNvPr id="1001" name="глава-031.jpg"/>
+                    <ns3:cNvPr id="1031" name="глава-031.jpg"/>
                     <ns3:cNvPicPr/>
                   </ns3:nvPicPr>
                   <ns3:blipFill>
-                    <ns2:blip ns4:embed="rId1"/>
+                    <ns2:blip ns4:embed="rId31"/>
                     <ns2:stretch>
                       <ns2:fillRect/>
                     </ns2:stretch>
@@ -26788,7 +26788,7 @@
           <ns1:inline>
             <ns1:extent cx="5200000" cy="5200000"/>
             <ns1:effectExtent l="0" t="0" r="0" b="0"/>
-            <ns1:docPr id="1001" name="глава-032.jpg"/>
+            <ns1:docPr id="1032" name="глава-032.jpg"/>
             <ns1:cNvGraphicFramePr>
               <ns2:graphicFrameLocks noChangeAspect="1"/>
             </ns1:cNvGraphicFramePr>
@@ -26796,11 +26796,11 @@
               <ns2:graphicData uri="http://schemas.openxmlformats.org/drawingml/2006/picture">
                 <ns3:pic>
                   <ns3:nvPicPr>
-                    <ns3:cNvPr id="1001" name="глава-032.jpg"/>
+                    <ns3:cNvPr id="1032" name="глава-032.jpg"/>
                     <ns3:cNvPicPr/>
                   </ns3:nvPicPr>
                   <ns3:blipFill>
-                    <ns2:blip ns4:embed="rId1"/>
+                    <ns2:blip ns4:embed="rId32"/>
                     <ns2:stretch>
                       <ns2:fillRect/>
                     </ns2:stretch>
@@ -27418,7 +27418,7 @@
           <ns1:inline>
             <ns1:extent cx="5200000" cy="5200000"/>
             <ns1:effectExtent l="0" t="0" r="0" b="0"/>
-            <ns1:docPr id="1001" name="глава-033.jpg"/>
+            <ns1:docPr id="1033" name="глава-033.jpg"/>
             <ns1:cNvGraphicFramePr>
               <ns2:graphicFrameLocks noChangeAspect="1"/>
             </ns1:cNvGraphicFramePr>
@@ -27426,11 +27426,11 @@
               <ns2:graphicData uri="http://schemas.openxmlformats.org/drawingml/2006/picture">
                 <ns3:pic>
                   <ns3:nvPicPr>
-                    <ns3:cNvPr id="1001" name="глава-033.jpg"/>
+                    <ns3:cNvPr id="1033" name="глава-033.jpg"/>
                     <ns3:cNvPicPr/>
                   </ns3:nvPicPr>
                   <ns3:blipFill>
-                    <ns2:blip ns4:embed="rId1"/>
+                    <ns2:blip ns4:embed="rId33"/>
                     <ns2:stretch>
                       <ns2:fillRect/>
                     </ns2:stretch>
@@ -28064,7 +28064,7 @@
           <ns1:inline>
             <ns1:extent cx="5200000" cy="5200000"/>
             <ns1:effectExtent l="0" t="0" r="0" b="0"/>
-            <ns1:docPr id="1001" name="глава-034.jpg"/>
+            <ns1:docPr id="1034" name="глава-034.jpg"/>
             <ns1:cNvGraphicFramePr>
               <ns2:graphicFrameLocks noChangeAspect="1"/>
             </ns1:cNvGraphicFramePr>
@@ -28072,11 +28072,11 @@
               <ns2:graphicData uri="http://schemas.openxmlformats.org/drawingml/2006/picture">
                 <ns3:pic>
                   <ns3:nvPicPr>
-                    <ns3:cNvPr id="1001" name="глава-034.jpg"/>
+                    <ns3:cNvPr id="1034" name="глава-034.jpg"/>
                     <ns3:cNvPicPr/>
                   </ns3:nvPicPr>
                   <ns3:blipFill>
-                    <ns2:blip ns4:embed="rId1"/>
+                    <ns2:blip ns4:embed="rId34"/>
                     <ns2:stretch>
                       <ns2:fillRect/>
                     </ns2:stretch>
@@ -28654,7 +28654,7 @@
           <ns1:inline>
             <ns1:extent cx="5200000" cy="5200000"/>
             <ns1:effectExtent l="0" t="0" r="0" b="0"/>
-            <ns1:docPr id="1001" name="глава-035.jpg"/>
+            <ns1:docPr id="1035" name="глава-035.jpg"/>
             <ns1:cNvGraphicFramePr>
               <ns2:graphicFrameLocks noChangeAspect="1"/>
             </ns1:cNvGraphicFramePr>
@@ -28662,11 +28662,11 @@
               <ns2:graphicData uri="http://schemas.openxmlformats.org/drawingml/2006/picture">
                 <ns3:pic>
                   <ns3:nvPicPr>
-                    <ns3:cNvPr id="1001" name="глава-035.jpg"/>
+                    <ns3:cNvPr id="1035" name="глава-035.jpg"/>
                     <ns3:cNvPicPr/>
                   </ns3:nvPicPr>
                   <ns3:blipFill>
-                    <ns2:blip ns4:embed="rId1"/>
+                    <ns2:blip ns4:embed="rId35"/>
                     <ns2:stretch>
                       <ns2:fillRect/>
                     </ns2:stretch>
@@ -29372,7 +29372,7 @@
           <ns1:inline>
             <ns1:extent cx="5200000" cy="5200000"/>
             <ns1:effectExtent l="0" t="0" r="0" b="0"/>
-            <ns1:docPr id="1001" name="глава-036.jpg"/>
+            <ns1:docPr id="1036" name="глава-036.jpg"/>
             <ns1:cNvGraphicFramePr>
               <ns2:graphicFrameLocks noChangeAspect="1"/>
             </ns1:cNvGraphicFramePr>
@@ -29380,11 +29380,11 @@
               <ns2:graphicData uri="http://schemas.openxmlformats.org/drawingml/2006/picture">
                 <ns3:pic>
                   <ns3:nvPicPr>
-                    <ns3:cNvPr id="1001" name="глава-036.jpg"/>
+                    <ns3:cNvPr id="1036" name="глава-036.jpg"/>
                     <ns3:cNvPicPr/>
                   </ns3:nvPicPr>
                   <ns3:blipFill>
-                    <ns2:blip ns4:embed="rId1"/>
+                    <ns2:blip ns4:embed="rId36"/>
                     <ns2:stretch>
                       <ns2:fillRect/>
                     </ns2:stretch>
@@ -30114,7 +30114,7 @@
           <ns1:inline>
             <ns1:extent cx="5200000" cy="5200000"/>
             <ns1:effectExtent l="0" t="0" r="0" b="0"/>
-            <ns1:docPr id="1001" name="глава-037.jpg"/>
+            <ns1:docPr id="1037" name="глава-037.jpg"/>
             <ns1:cNvGraphicFramePr>
               <ns2:graphicFrameLocks noChangeAspect="1"/>
             </ns1:cNvGraphicFramePr>
@@ -30122,11 +30122,11 @@
               <ns2:graphicData uri="http://schemas.openxmlformats.org/drawingml/2006/picture">
                 <ns3:pic>
                   <ns3:nvPicPr>
-                    <ns3:cNvPr id="1001" name="глава-037.jpg"/>
+                    <ns3:cNvPr id="1037" name="глава-037.jpg"/>
                     <ns3:cNvPicPr/>
                   </ns3:nvPicPr>
                   <ns3:blipFill>
-                    <ns2:blip ns4:embed="rId1"/>
+                    <ns2:blip ns4:embed="rId37"/>
                     <ns2:stretch>
                       <ns2:fillRect/>
                     </ns2:stretch>
@@ -31008,7 +31008,7 @@
           <ns1:inline>
             <ns1:extent cx="5200000" cy="5200000"/>
             <ns1:effectExtent l="0" t="0" r="0" b="0"/>
-            <ns1:docPr id="1001" name="глава-038.jpg"/>
+            <ns1:docPr id="1038" name="глава-038.jpg"/>
             <ns1:cNvGraphicFramePr>
               <ns2:graphicFrameLocks noChangeAspect="1"/>
             </ns1:cNvGraphicFramePr>
@@ -31016,11 +31016,11 @@
               <ns2:graphicData uri="http://schemas.openxmlformats.org/drawingml/2006/picture">
                 <ns3:pic>
                   <ns3:nvPicPr>
-                    <ns3:cNvPr id="1001" name="глава-038.jpg"/>
+                    <ns3:cNvPr id="1038" name="глава-038.jpg"/>
                     <ns3:cNvPicPr/>
                   </ns3:nvPicPr>
                   <ns3:blipFill>
-                    <ns2:blip ns4:embed="rId1"/>
+                    <ns2:blip ns4:embed="rId38"/>
                     <ns2:stretch>
                       <ns2:fillRect/>
                     </ns2:stretch>
@@ -31830,7 +31830,7 @@
           <ns1:inline>
             <ns1:extent cx="5200000" cy="5200000"/>
             <ns1:effectExtent l="0" t="0" r="0" b="0"/>
-            <ns1:docPr id="1001" name="глава-039.jpg"/>
+            <ns1:docPr id="1039" name="глава-039.jpg"/>
             <ns1:cNvGraphicFramePr>
               <ns2:graphicFrameLocks noChangeAspect="1"/>
             </ns1:cNvGraphicFramePr>
@@ -31838,11 +31838,11 @@
               <ns2:graphicData uri="http://schemas.openxmlformats.org/drawingml/2006/picture">
                 <ns3:pic>
                   <ns3:nvPicPr>
-                    <ns3:cNvPr id="1001" name="глава-039.jpg"/>
+                    <ns3:cNvPr id="1039" name="глава-039.jpg"/>
                     <ns3:cNvPicPr/>
                   </ns3:nvPicPr>
                   <ns3:blipFill>
-                    <ns2:blip ns4:embed="rId1"/>
+                    <ns2:blip ns4:embed="rId39"/>
                     <ns2:stretch>
                       <ns2:fillRect/>
                     </ns2:stretch>
@@ -32580,7 +32580,7 @@
           <ns1:inline>
             <ns1:extent cx="5200000" cy="5200000"/>
             <ns1:effectExtent l="0" t="0" r="0" b="0"/>
-            <ns1:docPr id="1001" name="глава-040.jpg"/>
+            <ns1:docPr id="1040" name="глава-040.jpg"/>
             <ns1:cNvGraphicFramePr>
               <ns2:graphicFrameLocks noChangeAspect="1"/>
             </ns1:cNvGraphicFramePr>
@@ -32588,11 +32588,11 @@
               <ns2:graphicData uri="http://schemas.openxmlformats.org/drawingml/2006/picture">
                 <ns3:pic>
                   <ns3:nvPicPr>
-                    <ns3:cNvPr id="1001" name="глава-040.jpg"/>
+                    <ns3:cNvPr id="1040" name="глава-040.jpg"/>
                     <ns3:cNvPicPr/>
                   </ns3:nvPicPr>
                   <ns3:blipFill>
-                    <ns2:blip ns4:embed="rId1"/>
+                    <ns2:blip ns4:embed="rId40"/>
                     <ns2:stretch>
                       <ns2:fillRect/>
                     </ns2:stretch>
@@ -33403,7 +33403,7 @@
           <ns1:inline>
             <ns1:extent cx="5200000" cy="5200000"/>
             <ns1:effectExtent l="0" t="0" r="0" b="0"/>
-            <ns1:docPr id="1001" name="глава-041.jpg"/>
+            <ns1:docPr id="1041" name="глава-041.jpg"/>
             <ns1:cNvGraphicFramePr>
               <ns2:graphicFrameLocks noChangeAspect="1"/>
             </ns1:cNvGraphicFramePr>
@@ -33411,11 +33411,11 @@
               <ns2:graphicData uri="http://schemas.openxmlformats.org/drawingml/2006/picture">
                 <ns3:pic>
                   <ns3:nvPicPr>
-                    <ns3:cNvPr id="1001" name="глава-041.jpg"/>
+                    <ns3:cNvPr id="1041" name="глава-041.jpg"/>
                     <ns3:cNvPicPr/>
                   </ns3:nvPicPr>
                   <ns3:blipFill>
-                    <ns2:blip ns4:embed="rId1"/>
+                    <ns2:blip ns4:embed="rId41"/>
                     <ns2:stretch>
                       <ns2:fillRect/>
                     </ns2:stretch>
@@ -34001,7 +34001,7 @@
           <ns1:inline>
             <ns1:extent cx="5200000" cy="5200000"/>
             <ns1:effectExtent l="0" t="0" r="0" b="0"/>
-            <ns1:docPr id="1001" name="глава-042.jpg"/>
+            <ns1:docPr id="1042" name="глава-042.jpg"/>
             <ns1:cNvGraphicFramePr>
               <ns2:graphicFrameLocks noChangeAspect="1"/>
             </ns1:cNvGraphicFramePr>
@@ -34009,11 +34009,11 @@
               <ns2:graphicData uri="http://schemas.openxmlformats.org/drawingml/2006/picture">
                 <ns3:pic>
                   <ns3:nvPicPr>
-                    <ns3:cNvPr id="1001" name="глава-042.jpg"/>
+                    <ns3:cNvPr id="1042" name="глава-042.jpg"/>
                     <ns3:cNvPicPr/>
                   </ns3:nvPicPr>
                   <ns3:blipFill>
-                    <ns2:blip ns4:embed="rId1"/>
+                    <ns2:blip ns4:embed="rId42"/>
                     <ns2:stretch>
                       <ns2:fillRect/>
                     </ns2:stretch>
@@ -34567,7 +34567,7 @@
           <ns1:inline>
             <ns1:extent cx="5200000" cy="5200000"/>
             <ns1:effectExtent l="0" t="0" r="0" b="0"/>
-            <ns1:docPr id="1001" name="глава-043.jpg"/>
+            <ns1:docPr id="1043" name="глава-043.jpg"/>
             <ns1:cNvGraphicFramePr>
               <ns2:graphicFrameLocks noChangeAspect="1"/>
             </ns1:cNvGraphicFramePr>
@@ -34575,11 +34575,11 @@
               <ns2:graphicData uri="http://schemas.openxmlformats.org/drawingml/2006/picture">
                 <ns3:pic>
                   <ns3:nvPicPr>
-                    <ns3:cNvPr id="1001" name="глава-043.jpg"/>
+                    <ns3:cNvPr id="1043" name="глава-043.jpg"/>
                     <ns3:cNvPicPr/>
                   </ns3:nvPicPr>
                   <ns3:blipFill>
-                    <ns2:blip ns4:embed="rId1"/>
+                    <ns2:blip ns4:embed="rId43"/>
                     <ns2:stretch>
                       <ns2:fillRect/>
                     </ns2:stretch>
@@ -35285,7 +35285,7 @@
           <ns1:inline>
             <ns1:extent cx="5200000" cy="5200000"/>
             <ns1:effectExtent l="0" t="0" r="0" b="0"/>
-            <ns1:docPr id="1001" name="глава-044.jpg"/>
+            <ns1:docPr id="1044" name="глава-044.jpg"/>
             <ns1:cNvGraphicFramePr>
               <ns2:graphicFrameLocks noChangeAspect="1"/>
             </ns1:cNvGraphicFramePr>
@@ -35293,11 +35293,11 @@
               <ns2:graphicData uri="http://schemas.openxmlformats.org/drawingml/2006/picture">
                 <ns3:pic>
                   <ns3:nvPicPr>
-                    <ns3:cNvPr id="1001" name="глава-044.jpg"/>
+                    <ns3:cNvPr id="1044" name="глава-044.jpg"/>
                     <ns3:cNvPicPr/>
                   </ns3:nvPicPr>
                   <ns3:blipFill>
-                    <ns2:blip ns4:embed="rId1"/>
+                    <ns2:blip ns4:embed="rId44"/>
                     <ns2:stretch>
                       <ns2:fillRect/>
                     </ns2:stretch>
@@ -36003,7 +36003,7 @@
           <ns1:inline>
             <ns1:extent cx="5200000" cy="5200000"/>
             <ns1:effectExtent l="0" t="0" r="0" b="0"/>
-            <ns1:docPr id="1001" name="глава-045.jpg"/>
+            <ns1:docPr id="1045" name="глава-045.jpg"/>
             <ns1:cNvGraphicFramePr>
               <ns2:graphicFrameLocks noChangeAspect="1"/>
             </ns1:cNvGraphicFramePr>
@@ -36011,11 +36011,11 @@
               <ns2:graphicData uri="http://schemas.openxmlformats.org/drawingml/2006/picture">
                 <ns3:pic>
                   <ns3:nvPicPr>
-                    <ns3:cNvPr id="1001" name="глава-045.jpg"/>
+                    <ns3:cNvPr id="1045" name="глава-045.jpg"/>
                     <ns3:cNvPicPr/>
                   </ns3:nvPicPr>
                   <ns3:blipFill>
-                    <ns2:blip ns4:embed="rId1"/>
+                    <ns2:blip ns4:embed="rId45"/>
                     <ns2:stretch>
                       <ns2:fillRect/>
                     </ns2:stretch>
@@ -36673,7 +36673,7 @@
           <ns1:inline>
             <ns1:extent cx="5200000" cy="5200000"/>
             <ns1:effectExtent l="0" t="0" r="0" b="0"/>
-            <ns1:docPr id="1001" name="глава-046.jpg"/>
+            <ns1:docPr id="1046" name="глава-046.jpg"/>
             <ns1:cNvGraphicFramePr>
               <ns2:graphicFrameLocks noChangeAspect="1"/>
             </ns1:cNvGraphicFramePr>
@@ -36681,11 +36681,11 @@
               <ns2:graphicData uri="http://schemas.openxmlformats.org/drawingml/2006/picture">
                 <ns3:pic>
                   <ns3:nvPicPr>
-                    <ns3:cNvPr id="1001" name="глава-046.jpg"/>
+                    <ns3:cNvPr id="1046" name="глава-046.jpg"/>
                     <ns3:cNvPicPr/>
                   </ns3:nvPicPr>
                   <ns3:blipFill>
-                    <ns2:blip ns4:embed="rId1"/>
+                    <ns2:blip ns4:embed="rId46"/>
                     <ns2:stretch>
                       <ns2:fillRect/>
                     </ns2:stretch>
@@ -37319,7 +37319,7 @@
           <ns1:inline>
             <ns1:extent cx="5200000" cy="5200000"/>
             <ns1:effectExtent l="0" t="0" r="0" b="0"/>
-            <ns1:docPr id="1001" name="глава-047.jpg"/>
+            <ns1:docPr id="1047" name="глава-047.jpg"/>
             <ns1:cNvGraphicFramePr>
               <ns2:graphicFrameLocks noChangeAspect="1"/>
             </ns1:cNvGraphicFramePr>
@@ -37327,11 +37327,11 @@
               <ns2:graphicData uri="http://schemas.openxmlformats.org/drawingml/2006/picture">
                 <ns3:pic>
                   <ns3:nvPicPr>
-                    <ns3:cNvPr id="1001" name="глава-047.jpg"/>
+                    <ns3:cNvPr id="1047" name="глава-047.jpg"/>
                     <ns3:cNvPicPr/>
                   </ns3:nvPicPr>
                   <ns3:blipFill>
-                    <ns2:blip ns4:embed="rId1"/>
+                    <ns2:blip ns4:embed="rId47"/>
                     <ns2:stretch>
                       <ns2:fillRect/>
                     </ns2:stretch>
@@ -37965,7 +37965,7 @@
           <ns1:inline>
             <ns1:extent cx="5200000" cy="5200000"/>
             <ns1:effectExtent l="0" t="0" r="0" b="0"/>
-            <ns1:docPr id="1001" name="глава-048.jpg"/>
+            <ns1:docPr id="1048" name="глава-048.jpg"/>
             <ns1:cNvGraphicFramePr>
               <ns2:graphicFrameLocks noChangeAspect="1"/>
             </ns1:cNvGraphicFramePr>
@@ -37973,11 +37973,11 @@
               <ns2:graphicData uri="http://schemas.openxmlformats.org/drawingml/2006/picture">
                 <ns3:pic>
                   <ns3:nvPicPr>
-                    <ns3:cNvPr id="1001" name="глава-048.jpg"/>
+                    <ns3:cNvPr id="1048" name="глава-048.jpg"/>
                     <ns3:cNvPicPr/>
                   </ns3:nvPicPr>
                   <ns3:blipFill>
-                    <ns2:blip ns4:embed="rId1"/>
+                    <ns2:blip ns4:embed="rId48"/>
                     <ns2:stretch>
                       <ns2:fillRect/>
                     </ns2:stretch>
@@ -38571,7 +38571,7 @@
           <ns1:inline>
             <ns1:extent cx="5200000" cy="5200000"/>
             <ns1:effectExtent l="0" t="0" r="0" b="0"/>
-            <ns1:docPr id="1001" name="глава-049.jpg"/>
+            <ns1:docPr id="1049" name="глава-049.jpg"/>
             <ns1:cNvGraphicFramePr>
               <ns2:graphicFrameLocks noChangeAspect="1"/>
             </ns1:cNvGraphicFramePr>
@@ -38579,11 +38579,11 @@
               <ns2:graphicData uri="http://schemas.openxmlformats.org/drawingml/2006/picture">
                 <ns3:pic>
                   <ns3:nvPicPr>
-                    <ns3:cNvPr id="1001" name="глава-049.jpg"/>
+                    <ns3:cNvPr id="1049" name="глава-049.jpg"/>
                     <ns3:cNvPicPr/>
                   </ns3:nvPicPr>
                   <ns3:blipFill>
-                    <ns2:blip ns4:embed="rId1"/>
+                    <ns2:blip ns4:embed="rId49"/>
                     <ns2:stretch>
                       <ns2:fillRect/>
                     </ns2:stretch>
@@ -39169,7 +39169,7 @@
           <ns1:inline>
             <ns1:extent cx="5200000" cy="5200000"/>
             <ns1:effectExtent l="0" t="0" r="0" b="0"/>
-            <ns1:docPr id="1001" name="глава-050.jpg"/>
+            <ns1:docPr id="1050" name="глава-050.jpg"/>
             <ns1:cNvGraphicFramePr>
               <ns2:graphicFrameLocks noChangeAspect="1"/>
             </ns1:cNvGraphicFramePr>
@@ -39177,11 +39177,11 @@
               <ns2:graphicData uri="http://schemas.openxmlformats.org/drawingml/2006/picture">
                 <ns3:pic>
                   <ns3:nvPicPr>
-                    <ns3:cNvPr id="1001" name="глава-050.jpg"/>
+                    <ns3:cNvPr id="1050" name="глава-050.jpg"/>
                     <ns3:cNvPicPr/>
                   </ns3:nvPicPr>
                   <ns3:blipFill>
-                    <ns2:blip ns4:embed="rId1"/>
+                    <ns2:blip ns4:embed="rId50"/>
                     <ns2:stretch>
                       <ns2:fillRect/>
                     </ns2:stretch>
@@ -39968,7 +39968,7 @@
           <ns1:inline>
             <ns1:extent cx="5200000" cy="5200000"/>
             <ns1:effectExtent l="0" t="0" r="0" b="0"/>
-            <ns1:docPr id="1001" name="глава-051.jpg"/>
+            <ns1:docPr id="1051" name="глава-051.jpg"/>
             <ns1:cNvGraphicFramePr>
               <ns2:graphicFrameLocks noChangeAspect="1"/>
             </ns1:cNvGraphicFramePr>
@@ -39976,11 +39976,11 @@
               <ns2:graphicData uri="http://schemas.openxmlformats.org/drawingml/2006/picture">
                 <ns3:pic>
                   <ns3:nvPicPr>
-                    <ns3:cNvPr id="1001" name="глава-051.jpg"/>
+                    <ns3:cNvPr id="1051" name="глава-051.jpg"/>
                     <ns3:cNvPicPr/>
                   </ns3:nvPicPr>
                   <ns3:blipFill>
-                    <ns2:blip ns4:embed="rId1"/>
+                    <ns2:blip ns4:embed="rId51"/>
                     <ns2:stretch>
                       <ns2:fillRect/>
                     </ns2:stretch>
@@ -40358,7 +40358,7 @@
           <ns1:inline>
             <ns1:extent cx="5200000" cy="5200000"/>
             <ns1:effectExtent l="0" t="0" r="0" b="0"/>
-            <ns1:docPr id="1001" name="глава-052.jpg"/>
+            <ns1:docPr id="1052" name="глава-052.jpg"/>
             <ns1:cNvGraphicFramePr>
               <ns2:graphicFrameLocks noChangeAspect="1"/>
             </ns1:cNvGraphicFramePr>
@@ -40366,11 +40366,11 @@
               <ns2:graphicData uri="http://schemas.openxmlformats.org/drawingml/2006/picture">
                 <ns3:pic>
                   <ns3:nvPicPr>
-                    <ns3:cNvPr id="1001" name="глава-052.jpg"/>
+                    <ns3:cNvPr id="1052" name="глава-052.jpg"/>
                     <ns3:cNvPicPr/>
                   </ns3:nvPicPr>
                   <ns3:blipFill>
-                    <ns2:blip ns4:embed="rId1"/>
+                    <ns2:blip ns4:embed="rId52"/>
                     <ns2:stretch>
                       <ns2:fillRect/>
                     </ns2:stretch>
@@ -40932,7 +40932,7 @@
           <ns1:inline>
             <ns1:extent cx="5200000" cy="5200000"/>
             <ns1:effectExtent l="0" t="0" r="0" b="0"/>
-            <ns1:docPr id="1001" name="глава-053.jpg"/>
+            <ns1:docPr id="1053" name="глава-053.jpg"/>
             <ns1:cNvGraphicFramePr>
               <ns2:graphicFrameLocks noChangeAspect="1"/>
             </ns1:cNvGraphicFramePr>
@@ -40940,11 +40940,11 @@
               <ns2:graphicData uri="http://schemas.openxmlformats.org/drawingml/2006/picture">
                 <ns3:pic>
                   <ns3:nvPicPr>
-                    <ns3:cNvPr id="1001" name="глава-053.jpg"/>
+                    <ns3:cNvPr id="1053" name="глава-053.jpg"/>
                     <ns3:cNvPicPr/>
                   </ns3:nvPicPr>
                   <ns3:blipFill>
-                    <ns2:blip ns4:embed="rId1"/>
+                    <ns2:blip ns4:embed="rId53"/>
                     <ns2:stretch>
                       <ns2:fillRect/>
                     </ns2:stretch>
@@ -41434,7 +41434,7 @@
           <ns1:inline>
             <ns1:extent cx="5200000" cy="5200000"/>
             <ns1:effectExtent l="0" t="0" r="0" b="0"/>
-            <ns1:docPr id="1001" name="глава-054.jpg"/>
+            <ns1:docPr id="1054" name="глава-054.jpg"/>
             <ns1:cNvGraphicFramePr>
               <ns2:graphicFrameLocks noChangeAspect="1"/>
             </ns1:cNvGraphicFramePr>
@@ -41442,11 +41442,11 @@
               <ns2:graphicData uri="http://schemas.openxmlformats.org/drawingml/2006/picture">
                 <ns3:pic>
                   <ns3:nvPicPr>
-                    <ns3:cNvPr id="1001" name="глава-054.jpg"/>
+                    <ns3:cNvPr id="1054" name="глава-054.jpg"/>
                     <ns3:cNvPicPr/>
                   </ns3:nvPicPr>
                   <ns3:blipFill>
-                    <ns2:blip ns4:embed="rId1"/>
+                    <ns2:blip ns4:embed="rId54"/>
                     <ns2:stretch>
                       <ns2:fillRect/>
                     </ns2:stretch>
@@ -41912,7 +41912,7 @@
           <ns1:inline>
             <ns1:extent cx="5200000" cy="5200000"/>
             <ns1:effectExtent l="0" t="0" r="0" b="0"/>
-            <ns1:docPr id="1001" name="глава-055.jpg"/>
+            <ns1:docPr id="1055" name="глава-055.jpg"/>
             <ns1:cNvGraphicFramePr>
               <ns2:graphicFrameLocks noChangeAspect="1"/>
             </ns1:cNvGraphicFramePr>
@@ -41920,11 +41920,11 @@
               <ns2:graphicData uri="http://schemas.openxmlformats.org/drawingml/2006/picture">
                 <ns3:pic>
                   <ns3:nvPicPr>
-                    <ns3:cNvPr id="1001" name="глава-055.jpg"/>
+                    <ns3:cNvPr id="1055" name="глава-055.jpg"/>
                     <ns3:cNvPicPr/>
                   </ns3:nvPicPr>
                   <ns3:blipFill>
-                    <ns2:blip ns4:embed="rId1"/>
+                    <ns2:blip ns4:embed="rId55"/>
                     <ns2:stretch>
                       <ns2:fillRect/>
                     </ns2:stretch>
@@ -42342,7 +42342,7 @@
           <ns1:inline>
             <ns1:extent cx="5200000" cy="5200000"/>
             <ns1:effectExtent l="0" t="0" r="0" b="0"/>
-            <ns1:docPr id="1001" name="глава-056.jpg"/>
+            <ns1:docPr id="1056" name="глава-056.jpg"/>
             <ns1:cNvGraphicFramePr>
               <ns2:graphicFrameLocks noChangeAspect="1"/>
             </ns1:cNvGraphicFramePr>
@@ -42350,11 +42350,11 @@
               <ns2:graphicData uri="http://schemas.openxmlformats.org/drawingml/2006/picture">
                 <ns3:pic>
                   <ns3:nvPicPr>
-                    <ns3:cNvPr id="1001" name="глава-056.jpg"/>
+                    <ns3:cNvPr id="1056" name="глава-056.jpg"/>
                     <ns3:cNvPicPr/>
                   </ns3:nvPicPr>
                   <ns3:blipFill>
-                    <ns2:blip ns4:embed="rId1"/>
+                    <ns2:blip ns4:embed="rId56"/>
                     <ns2:stretch>
                       <ns2:fillRect/>
                     </ns2:stretch>
@@ -42972,7 +42972,7 @@
           <ns1:inline>
             <ns1:extent cx="5200000" cy="5200000"/>
             <ns1:effectExtent l="0" t="0" r="0" b="0"/>
-            <ns1:docPr id="1001" name="глава-057.jpg"/>
+            <ns1:docPr id="1057" name="глава-057.jpg"/>
             <ns1:cNvGraphicFramePr>
               <ns2:graphicFrameLocks noChangeAspect="1"/>
             </ns1:cNvGraphicFramePr>
@@ -42980,11 +42980,11 @@
               <ns2:graphicData uri="http://schemas.openxmlformats.org/drawingml/2006/picture">
                 <ns3:pic>
                   <ns3:nvPicPr>
-                    <ns3:cNvPr id="1001" name="глава-057.jpg"/>
+                    <ns3:cNvPr id="1057" name="глава-057.jpg"/>
                     <ns3:cNvPicPr/>
                   </ns3:nvPicPr>
                   <ns3:blipFill>
-                    <ns2:blip ns4:embed="rId1"/>
+                    <ns2:blip ns4:embed="rId57"/>
                     <ns2:stretch>
                       <ns2:fillRect/>
                     </ns2:stretch>
@@ -43434,7 +43434,7 @@
           <ns1:inline>
             <ns1:extent cx="5200000" cy="5200000"/>
             <ns1:effectExtent l="0" t="0" r="0" b="0"/>
-            <ns1:docPr id="1001" name="глава-058.jpg"/>
+            <ns1:docPr id="1058" name="глава-058.jpg"/>
             <ns1:cNvGraphicFramePr>
               <ns2:graphicFrameLocks noChangeAspect="1"/>
             </ns1:cNvGraphicFramePr>
@@ -43442,11 +43442,11 @@
               <ns2:graphicData uri="http://schemas.openxmlformats.org/drawingml/2006/picture">
                 <ns3:pic>
                   <ns3:nvPicPr>
-                    <ns3:cNvPr id="1001" name="глава-058.jpg"/>
+                    <ns3:cNvPr id="1058" name="глава-058.jpg"/>
                     <ns3:cNvPicPr/>
                   </ns3:nvPicPr>
                   <ns3:blipFill>
-                    <ns2:blip ns4:embed="rId1"/>
+                    <ns2:blip ns4:embed="rId58"/>
                     <ns2:stretch>
                       <ns2:fillRect/>
                     </ns2:stretch>
@@ -44016,7 +44016,7 @@
           <ns1:inline>
             <ns1:extent cx="5200000" cy="5200000"/>
             <ns1:effectExtent l="0" t="0" r="0" b="0"/>
-            <ns1:docPr id="1001" name="глава-059.jpg"/>
+            <ns1:docPr id="1059" name="глава-059.jpg"/>
             <ns1:cNvGraphicFramePr>
               <ns2:graphicFrameLocks noChangeAspect="1"/>
             </ns1:cNvGraphicFramePr>
@@ -44024,11 +44024,11 @@
               <ns2:graphicData uri="http://schemas.openxmlformats.org/drawingml/2006/picture">
                 <ns3:pic>
                   <ns3:nvPicPr>
-                    <ns3:cNvPr id="1001" name="глава-059.jpg"/>
+                    <ns3:cNvPr id="1059" name="глава-059.jpg"/>
                     <ns3:cNvPicPr/>
                   </ns3:nvPicPr>
                   <ns3:blipFill>
-                    <ns2:blip ns4:embed="rId1"/>
+                    <ns2:blip ns4:embed="rId59"/>
                     <ns2:stretch>
                       <ns2:fillRect/>
                     </ns2:stretch>
@@ -44734,7 +44734,7 @@
           <ns1:inline>
             <ns1:extent cx="5200000" cy="5200000"/>
             <ns1:effectExtent l="0" t="0" r="0" b="0"/>
-            <ns1:docPr id="1001" name="глава-060.jpg"/>
+            <ns1:docPr id="1060" name="глава-060.jpg"/>
             <ns1:cNvGraphicFramePr>
               <ns2:graphicFrameLocks noChangeAspect="1"/>
             </ns1:cNvGraphicFramePr>
@@ -44742,11 +44742,11 @@
               <ns2:graphicData uri="http://schemas.openxmlformats.org/drawingml/2006/picture">
                 <ns3:pic>
                   <ns3:nvPicPr>
-                    <ns3:cNvPr id="1001" name="глава-060.jpg"/>
+                    <ns3:cNvPr id="1060" name="глава-060.jpg"/>
                     <ns3:cNvPicPr/>
                   </ns3:nvPicPr>
                   <ns3:blipFill>
-                    <ns2:blip ns4:embed="rId1"/>
+                    <ns2:blip ns4:embed="rId60"/>
                     <ns2:stretch>
                       <ns2:fillRect/>
                     </ns2:stretch>
@@ -45253,7 +45253,7 @@
           <ns1:inline>
             <ns1:extent cx="5200000" cy="5200000"/>
             <ns1:effectExtent l="0" t="0" r="0" b="0"/>
-            <ns1:docPr id="1001" name="глава-061.jpg"/>
+            <ns1:docPr id="1061" name="глава-061.jpg"/>
             <ns1:cNvGraphicFramePr>
               <ns2:graphicFrameLocks noChangeAspect="1"/>
             </ns1:cNvGraphicFramePr>
@@ -45261,11 +45261,11 @@
               <ns2:graphicData uri="http://schemas.openxmlformats.org/drawingml/2006/picture">
                 <ns3:pic>
                   <ns3:nvPicPr>
-                    <ns3:cNvPr id="1001" name="глава-061.jpg"/>
+                    <ns3:cNvPr id="1061" name="глава-061.jpg"/>
                     <ns3:cNvPicPr/>
                   </ns3:nvPicPr>
                   <ns3:blipFill>
-                    <ns2:blip ns4:embed="rId1"/>
+                    <ns2:blip ns4:embed="rId61"/>
                     <ns2:stretch>
                       <ns2:fillRect/>
                     </ns2:stretch>
@@ -45739,7 +45739,7 @@
           <ns1:inline>
             <ns1:extent cx="5200000" cy="5200000"/>
             <ns1:effectExtent l="0" t="0" r="0" b="0"/>
-            <ns1:docPr id="1001" name="глава-062.jpg"/>
+            <ns1:docPr id="1062" name="глава-062.jpg"/>
             <ns1:cNvGraphicFramePr>
               <ns2:graphicFrameLocks noChangeAspect="1"/>
             </ns1:cNvGraphicFramePr>
@@ -45747,11 +45747,11 @@
               <ns2:graphicData uri="http://schemas.openxmlformats.org/drawingml/2006/picture">
                 <ns3:pic>
                   <ns3:nvPicPr>
-                    <ns3:cNvPr id="1001" name="глава-062.jpg"/>
+                    <ns3:cNvPr id="1062" name="глава-062.jpg"/>
                     <ns3:cNvPicPr/>
                   </ns3:nvPicPr>
                   <ns3:blipFill>
-                    <ns2:blip ns4:embed="rId1"/>
+                    <ns2:blip ns4:embed="rId62"/>
                     <ns2:stretch>
                       <ns2:fillRect/>
                     </ns2:stretch>
@@ -46201,7 +46201,7 @@
           <ns1:inline>
             <ns1:extent cx="5200000" cy="5200000"/>
             <ns1:effectExtent l="0" t="0" r="0" b="0"/>
-            <ns1:docPr id="1001" name="глава-063.jpg"/>
+            <ns1:docPr id="1063" name="глава-063.jpg"/>
             <ns1:cNvGraphicFramePr>
               <ns2:graphicFrameLocks noChangeAspect="1"/>
             </ns1:cNvGraphicFramePr>
@@ -46209,11 +46209,11 @@
               <ns2:graphicData uri="http://schemas.openxmlformats.org/drawingml/2006/picture">
                 <ns3:pic>
                   <ns3:nvPicPr>
-                    <ns3:cNvPr id="1001" name="глава-063.jpg"/>
+                    <ns3:cNvPr id="1063" name="глава-063.jpg"/>
                     <ns3:cNvPicPr/>
                   </ns3:nvPicPr>
                   <ns3:blipFill>
-                    <ns2:blip ns4:embed="rId1"/>
+                    <ns2:blip ns4:embed="rId63"/>
                     <ns2:stretch>
                       <ns2:fillRect/>
                     </ns2:stretch>
@@ -46695,7 +46695,7 @@
           <ns1:inline>
             <ns1:extent cx="5200000" cy="5200000"/>
             <ns1:effectExtent l="0" t="0" r="0" b="0"/>
-            <ns1:docPr id="1001" name="глава-064.jpg"/>
+            <ns1:docPr id="1064" name="глава-064.jpg"/>
             <ns1:cNvGraphicFramePr>
               <ns2:graphicFrameLocks noChangeAspect="1"/>
             </ns1:cNvGraphicFramePr>
@@ -46703,11 +46703,11 @@
               <ns2:graphicData uri="http://schemas.openxmlformats.org/drawingml/2006/picture">
                 <ns3:pic>
                   <ns3:nvPicPr>
-                    <ns3:cNvPr id="1001" name="глава-064.jpg"/>
+                    <ns3:cNvPr id="1064" name="глава-064.jpg"/>
                     <ns3:cNvPicPr/>
                   </ns3:nvPicPr>
                   <ns3:blipFill>
-                    <ns2:blip ns4:embed="rId1"/>
+                    <ns2:blip ns4:embed="rId64"/>
                     <ns2:stretch>
                       <ns2:fillRect/>
                     </ns2:stretch>
@@ -47245,7 +47245,7 @@
           <ns1:inline>
             <ns1:extent cx="5200000" cy="5200000"/>
             <ns1:effectExtent l="0" t="0" r="0" b="0"/>
-            <ns1:docPr id="1001" name="глава-065.jpg"/>
+            <ns1:docPr id="1065" name="глава-065.jpg"/>
             <ns1:cNvGraphicFramePr>
               <ns2:graphicFrameLocks noChangeAspect="1"/>
             </ns1:cNvGraphicFramePr>
@@ -47253,11 +47253,11 @@
               <ns2:graphicData uri="http://schemas.openxmlformats.org/drawingml/2006/picture">
                 <ns3:pic>
                   <ns3:nvPicPr>
-                    <ns3:cNvPr id="1001" name="глава-065.jpg"/>
+                    <ns3:cNvPr id="1065" name="глава-065.jpg"/>
                     <ns3:cNvPicPr/>
                   </ns3:nvPicPr>
                   <ns3:blipFill>
-                    <ns2:blip ns4:embed="rId1"/>
+                    <ns2:blip ns4:embed="rId65"/>
                     <ns2:stretch>
                       <ns2:fillRect/>
                     </ns2:stretch>
@@ -47771,7 +47771,7 @@
           <ns1:inline>
             <ns1:extent cx="5200000" cy="5200000"/>
             <ns1:effectExtent l="0" t="0" r="0" b="0"/>
-            <ns1:docPr id="1001" name="глава-066.jpg"/>
+            <ns1:docPr id="1066" name="глава-066.jpg"/>
             <ns1:cNvGraphicFramePr>
               <ns2:graphicFrameLocks noChangeAspect="1"/>
             </ns1:cNvGraphicFramePr>
@@ -47779,11 +47779,11 @@
               <ns2:graphicData uri="http://schemas.openxmlformats.org/drawingml/2006/picture">
                 <ns3:pic>
                   <ns3:nvPicPr>
-                    <ns3:cNvPr id="1001" name="глава-066.jpg"/>
+                    <ns3:cNvPr id="1066" name="глава-066.jpg"/>
                     <ns3:cNvPicPr/>
                   </ns3:nvPicPr>
                   <ns3:blipFill>
-                    <ns2:blip ns4:embed="rId1"/>
+                    <ns2:blip ns4:embed="rId66"/>
                     <ns2:stretch>
                       <ns2:fillRect/>
                     </ns2:stretch>
@@ -48377,7 +48377,7 @@
           <ns1:inline>
             <ns1:extent cx="5200000" cy="5200000"/>
             <ns1:effectExtent l="0" t="0" r="0" b="0"/>
-            <ns1:docPr id="1001" name="глава-067.jpg"/>
+            <ns1:docPr id="1067" name="глава-067.jpg"/>
             <ns1:cNvGraphicFramePr>
               <ns2:graphicFrameLocks noChangeAspect="1"/>
             </ns1:cNvGraphicFramePr>
@@ -48385,11 +48385,11 @@
               <ns2:graphicData uri="http://schemas.openxmlformats.org/drawingml/2006/picture">
                 <ns3:pic>
                   <ns3:nvPicPr>
-                    <ns3:cNvPr id="1001" name="глава-067.jpg"/>
+                    <ns3:cNvPr id="1067" name="глава-067.jpg"/>
                     <ns3:cNvPicPr/>
                   </ns3:nvPicPr>
                   <ns3:blipFill>
-                    <ns2:blip ns4:embed="rId1"/>
+                    <ns2:blip ns4:embed="rId67"/>
                     <ns2:stretch>
                       <ns2:fillRect/>
                     </ns2:stretch>
@@ -49055,7 +49055,7 @@
           <ns1:inline>
             <ns1:extent cx="5200000" cy="5200000"/>
             <ns1:effectExtent l="0" t="0" r="0" b="0"/>
-            <ns1:docPr id="1001" name="глава-068.jpg"/>
+            <ns1:docPr id="1068" name="глава-068.jpg"/>
             <ns1:cNvGraphicFramePr>
               <ns2:graphicFrameLocks noChangeAspect="1"/>
             </ns1:cNvGraphicFramePr>
@@ -49063,11 +49063,11 @@
               <ns2:graphicData uri="http://schemas.openxmlformats.org/drawingml/2006/picture">
                 <ns3:pic>
                   <ns3:nvPicPr>
-                    <ns3:cNvPr id="1001" name="глава-068.jpg"/>
+                    <ns3:cNvPr id="1068" name="глава-068.jpg"/>
                     <ns3:cNvPicPr/>
                   </ns3:nvPicPr>
                   <ns3:blipFill>
-                    <ns2:blip ns4:embed="rId1"/>
+                    <ns2:blip ns4:embed="rId68"/>
                     <ns2:stretch>
                       <ns2:fillRect/>
                     </ns2:stretch>
@@ -49653,7 +49653,7 @@
           <ns1:inline>
             <ns1:extent cx="5200000" cy="5200000"/>
             <ns1:effectExtent l="0" t="0" r="0" b="0"/>
-            <ns1:docPr id="1001" name="глава-069.jpg"/>
+            <ns1:docPr id="1069" name="глава-069.jpg"/>
             <ns1:cNvGraphicFramePr>
               <ns2:graphicFrameLocks noChangeAspect="1"/>
             </ns1:cNvGraphicFramePr>
@@ -49661,11 +49661,11 @@
               <ns2:graphicData uri="http://schemas.openxmlformats.org/drawingml/2006/picture">
                 <ns3:pic>
                   <ns3:nvPicPr>
-                    <ns3:cNvPr id="1001" name="глава-069.jpg"/>
+                    <ns3:cNvPr id="1069" name="глава-069.jpg"/>
                     <ns3:cNvPicPr/>
                   </ns3:nvPicPr>
                   <ns3:blipFill>
-                    <ns2:blip ns4:embed="rId1"/>
+                    <ns2:blip ns4:embed="rId69"/>
                     <ns2:stretch>
                       <ns2:fillRect/>
                     </ns2:stretch>
@@ -50219,7 +50219,7 @@
           <ns1:inline>
             <ns1:extent cx="5200000" cy="5200000"/>
             <ns1:effectExtent l="0" t="0" r="0" b="0"/>
-            <ns1:docPr id="1001" name="глава-070.jpg"/>
+            <ns1:docPr id="1070" name="глава-070.jpg"/>
             <ns1:cNvGraphicFramePr>
               <ns2:graphicFrameLocks noChangeAspect="1"/>
             </ns1:cNvGraphicFramePr>
@@ -50227,11 +50227,11 @@
               <ns2:graphicData uri="http://schemas.openxmlformats.org/drawingml/2006/picture">
                 <ns3:pic>
                   <ns3:nvPicPr>
-                    <ns3:cNvPr id="1001" name="глава-070.jpg"/>
+                    <ns3:cNvPr id="1070" name="глава-070.jpg"/>
                     <ns3:cNvPicPr/>
                   </ns3:nvPicPr>
                   <ns3:blipFill>
-                    <ns2:blip ns4:embed="rId1"/>
+                    <ns2:blip ns4:embed="rId70"/>
                     <ns2:stretch>
                       <ns2:fillRect/>
                     </ns2:stretch>
@@ -51098,7 +51098,7 @@
           <ns1:inline>
             <ns1:extent cx="5200000" cy="5200000"/>
             <ns1:effectExtent l="0" t="0" r="0" b="0"/>
-            <ns1:docPr id="1001" name="глава-071.jpg"/>
+            <ns1:docPr id="1071" name="глава-071.jpg"/>
             <ns1:cNvGraphicFramePr>
               <ns2:graphicFrameLocks noChangeAspect="1"/>
             </ns1:cNvGraphicFramePr>
@@ -51106,11 +51106,11 @@
               <ns2:graphicData uri="http://schemas.openxmlformats.org/drawingml/2006/picture">
                 <ns3:pic>
                   <ns3:nvPicPr>
-                    <ns3:cNvPr id="1001" name="глава-071.jpg"/>
+                    <ns3:cNvPr id="1071" name="глава-071.jpg"/>
                     <ns3:cNvPicPr/>
                   </ns3:nvPicPr>
                   <ns3:blipFill>
-                    <ns2:blip ns4:embed="rId1"/>
+                    <ns2:blip ns4:embed="rId71"/>
                     <ns2:stretch>
                       <ns2:fillRect/>
                     </ns2:stretch>
@@ -51560,7 +51560,7 @@
           <ns1:inline>
             <ns1:extent cx="5200000" cy="5200000"/>
             <ns1:effectExtent l="0" t="0" r="0" b="0"/>
-            <ns1:docPr id="1001" name="глава-072.jpg"/>
+            <ns1:docPr id="1072" name="глава-072.jpg"/>
             <ns1:cNvGraphicFramePr>
               <ns2:graphicFrameLocks noChangeAspect="1"/>
             </ns1:cNvGraphicFramePr>
@@ -51568,11 +51568,11 @@
               <ns2:graphicData uri="http://schemas.openxmlformats.org/drawingml/2006/picture">
                 <ns3:pic>
                   <ns3:nvPicPr>
-                    <ns3:cNvPr id="1001" name="глава-072.jpg"/>
+                    <ns3:cNvPr id="1072" name="глава-072.jpg"/>
                     <ns3:cNvPicPr/>
                   </ns3:nvPicPr>
                   <ns3:blipFill>
-                    <ns2:blip ns4:embed="rId1"/>
+                    <ns2:blip ns4:embed="rId72"/>
                     <ns2:stretch>
                       <ns2:fillRect/>
                     </ns2:stretch>
@@ -52030,7 +52030,7 @@
           <ns1:inline>
             <ns1:extent cx="5200000" cy="5200000"/>
             <ns1:effectExtent l="0" t="0" r="0" b="0"/>
-            <ns1:docPr id="1001" name="глава-073.jpg"/>
+            <ns1:docPr id="1073" name="глава-073.jpg"/>
             <ns1:cNvGraphicFramePr>
               <ns2:graphicFrameLocks noChangeAspect="1"/>
             </ns1:cNvGraphicFramePr>
@@ -52038,11 +52038,11 @@
               <ns2:graphicData uri="http://schemas.openxmlformats.org/drawingml/2006/picture">
                 <ns3:pic>
                   <ns3:nvPicPr>
-                    <ns3:cNvPr id="1001" name="глава-073.jpg"/>
+                    <ns3:cNvPr id="1073" name="глава-073.jpg"/>
                     <ns3:cNvPicPr/>
                   </ns3:nvPicPr>
                   <ns3:blipFill>
-                    <ns2:blip ns4:embed="rId1"/>
+                    <ns2:blip ns4:embed="rId73"/>
                     <ns2:stretch>
                       <ns2:fillRect/>
                     </ns2:stretch>
@@ -52564,7 +52564,7 @@
           <ns1:inline>
             <ns1:extent cx="5200000" cy="5200000"/>
             <ns1:effectExtent l="0" t="0" r="0" b="0"/>
-            <ns1:docPr id="1001" name="глава-074.jpg"/>
+            <ns1:docPr id="1074" name="глава-074.jpg"/>
             <ns1:cNvGraphicFramePr>
               <ns2:graphicFrameLocks noChangeAspect="1"/>
             </ns1:cNvGraphicFramePr>
@@ -52572,11 +52572,11 @@
               <ns2:graphicData uri="http://schemas.openxmlformats.org/drawingml/2006/picture">
                 <ns3:pic>
                   <ns3:nvPicPr>
-                    <ns3:cNvPr id="1001" name="глава-074.jpg"/>
+                    <ns3:cNvPr id="1074" name="глава-074.jpg"/>
                     <ns3:cNvPicPr/>
                   </ns3:nvPicPr>
                   <ns3:blipFill>
-                    <ns2:blip ns4:embed="rId1"/>
+                    <ns2:blip ns4:embed="rId74"/>
                     <ns2:stretch>
                       <ns2:fillRect/>
                     </ns2:stretch>
@@ -53082,7 +53082,7 @@
           <ns1:inline>
             <ns1:extent cx="5200000" cy="5200000"/>
             <ns1:effectExtent l="0" t="0" r="0" b="0"/>
-            <ns1:docPr id="1001" name="глава-075.jpg"/>
+            <ns1:docPr id="1075" name="глава-075.jpg"/>
             <ns1:cNvGraphicFramePr>
               <ns2:graphicFrameLocks noChangeAspect="1"/>
             </ns1:cNvGraphicFramePr>
@@ -53090,11 +53090,11 @@
               <ns2:graphicData uri="http://schemas.openxmlformats.org/drawingml/2006/picture">
                 <ns3:pic>
                   <ns3:nvPicPr>
-                    <ns3:cNvPr id="1001" name="глава-075.jpg"/>
+                    <ns3:cNvPr id="1075" name="глава-075.jpg"/>
                     <ns3:cNvPicPr/>
                   </ns3:nvPicPr>
                   <ns3:blipFill>
-                    <ns2:blip ns4:embed="rId1"/>
+                    <ns2:blip ns4:embed="rId75"/>
                     <ns2:stretch>
                       <ns2:fillRect/>
                     </ns2:stretch>
@@ -53552,7 +53552,7 @@
           <ns1:inline>
             <ns1:extent cx="5200000" cy="5200000"/>
             <ns1:effectExtent l="0" t="0" r="0" b="0"/>
-            <ns1:docPr id="1001" name="глава-076.jpg"/>
+            <ns1:docPr id="1076" name="глава-076.jpg"/>
             <ns1:cNvGraphicFramePr>
               <ns2:graphicFrameLocks noChangeAspect="1"/>
             </ns1:cNvGraphicFramePr>
@@ -53560,11 +53560,11 @@
               <ns2:graphicData uri="http://schemas.openxmlformats.org/drawingml/2006/picture">
                 <ns3:pic>
                   <ns3:nvPicPr>
-                    <ns3:cNvPr id="1001" name="глава-076.jpg"/>
+                    <ns3:cNvPr id="1076" name="глава-076.jpg"/>
                     <ns3:cNvPicPr/>
                   </ns3:nvPicPr>
                   <ns3:blipFill>
-                    <ns2:blip ns4:embed="rId1"/>
+                    <ns2:blip ns4:embed="rId76"/>
                     <ns2:stretch>
                       <ns2:fillRect/>
                     </ns2:stretch>
@@ -54006,7 +54006,7 @@
           <ns1:inline>
             <ns1:extent cx="5200000" cy="5200000"/>
             <ns1:effectExtent l="0" t="0" r="0" b="0"/>
-            <ns1:docPr id="1001" name="глава-077.jpg"/>
+            <ns1:docPr id="1077" name="глава-077.jpg"/>
             <ns1:cNvGraphicFramePr>
               <ns2:graphicFrameLocks noChangeAspect="1"/>
             </ns1:cNvGraphicFramePr>
@@ -54014,11 +54014,11 @@
               <ns2:graphicData uri="http://schemas.openxmlformats.org/drawingml/2006/picture">
                 <ns3:pic>
                   <ns3:nvPicPr>
-                    <ns3:cNvPr id="1001" name="глава-077.jpg"/>
+                    <ns3:cNvPr id="1077" name="глава-077.jpg"/>
                     <ns3:cNvPicPr/>
                   </ns3:nvPicPr>
                   <ns3:blipFill>
-                    <ns2:blip ns4:embed="rId1"/>
+                    <ns2:blip ns4:embed="rId77"/>
                     <ns2:stretch>
                       <ns2:fillRect/>
                     </ns2:stretch>
@@ -54548,7 +54548,7 @@
           <ns1:inline>
             <ns1:extent cx="5200000" cy="5200000"/>
             <ns1:effectExtent l="0" t="0" r="0" b="0"/>
-            <ns1:docPr id="1001" name="глава-078.jpg"/>
+            <ns1:docPr id="1078" name="глава-078.jpg"/>
             <ns1:cNvGraphicFramePr>
               <ns2:graphicFrameLocks noChangeAspect="1"/>
             </ns1:cNvGraphicFramePr>
@@ -54556,11 +54556,11 @@
               <ns2:graphicData uri="http://schemas.openxmlformats.org/drawingml/2006/picture">
                 <ns3:pic>
                   <ns3:nvPicPr>
-                    <ns3:cNvPr id="1001" name="глава-078.jpg"/>
+                    <ns3:cNvPr id="1078" name="глава-078.jpg"/>
                     <ns3:cNvPicPr/>
                   </ns3:nvPicPr>
                   <ns3:blipFill>
-                    <ns2:blip ns4:embed="rId1"/>
+                    <ns2:blip ns4:embed="rId78"/>
                     <ns2:stretch>
                       <ns2:fillRect/>
                     </ns2:stretch>
@@ -55138,7 +55138,7 @@
           <ns1:inline>
             <ns1:extent cx="5200000" cy="5200000"/>
             <ns1:effectExtent l="0" t="0" r="0" b="0"/>
-            <ns1:docPr id="1001" name="глава-079.jpg"/>
+            <ns1:docPr id="1079" name="глава-079.jpg"/>
             <ns1:cNvGraphicFramePr>
               <ns2:graphicFrameLocks noChangeAspect="1"/>
             </ns1:cNvGraphicFramePr>
@@ -55146,11 +55146,11 @@
               <ns2:graphicData uri="http://schemas.openxmlformats.org/drawingml/2006/picture">
                 <ns3:pic>
                   <ns3:nvPicPr>
-                    <ns3:cNvPr id="1001" name="глава-079.jpg"/>
+                    <ns3:cNvPr id="1079" name="глава-079.jpg"/>
                     <ns3:cNvPicPr/>
                   </ns3:nvPicPr>
                   <ns3:blipFill>
-                    <ns2:blip ns4:embed="rId1"/>
+                    <ns2:blip ns4:embed="rId79"/>
                     <ns2:stretch>
                       <ns2:fillRect/>
                     </ns2:stretch>
@@ -55696,7 +55696,7 @@
           <ns1:inline>
             <ns1:extent cx="5200000" cy="5200000"/>
             <ns1:effectExtent l="0" t="0" r="0" b="0"/>
-            <ns1:docPr id="1001" name="глава-080.jpg"/>
+            <ns1:docPr id="1080" name="глава-080.jpg"/>
             <ns1:cNvGraphicFramePr>
               <ns2:graphicFrameLocks noChangeAspect="1"/>
             </ns1:cNvGraphicFramePr>
@@ -55704,11 +55704,11 @@
               <ns2:graphicData uri="http://schemas.openxmlformats.org/drawingml/2006/picture">
                 <ns3:pic>
                   <ns3:nvPicPr>
-                    <ns3:cNvPr id="1001" name="глава-080.jpg"/>
+                    <ns3:cNvPr id="1080" name="глава-080.jpg"/>
                     <ns3:cNvPicPr/>
                   </ns3:nvPicPr>
                   <ns3:blipFill>
-                    <ns2:blip ns4:embed="rId1"/>
+                    <ns2:blip ns4:embed="rId80"/>
                     <ns2:stretch>
                       <ns2:fillRect/>
                     </ns2:stretch>
@@ -56207,7 +56207,7 @@
           <ns1:inline>
             <ns1:extent cx="5200000" cy="5200000"/>
             <ns1:effectExtent l="0" t="0" r="0" b="0"/>
-            <ns1:docPr id="1001" name="глава-081.jpg"/>
+            <ns1:docPr id="1081" name="глава-081.jpg"/>
             <ns1:cNvGraphicFramePr>
               <ns2:graphicFrameLocks noChangeAspect="1"/>
             </ns1:cNvGraphicFramePr>
@@ -56215,11 +56215,11 @@
               <ns2:graphicData uri="http://schemas.openxmlformats.org/drawingml/2006/picture">
                 <ns3:pic>
                   <ns3:nvPicPr>
-                    <ns3:cNvPr id="1001" name="глава-081.jpg"/>
+                    <ns3:cNvPr id="1081" name="глава-081.jpg"/>
                     <ns3:cNvPicPr/>
                   </ns3:nvPicPr>
                   <ns3:blipFill>
-                    <ns2:blip ns4:embed="rId1"/>
+                    <ns2:blip ns4:embed="rId81"/>
                     <ns2:stretch>
                       <ns2:fillRect/>
                     </ns2:stretch>
@@ -56661,7 +56661,7 @@
           <ns1:inline>
             <ns1:extent cx="5200000" cy="5200000"/>
             <ns1:effectExtent l="0" t="0" r="0" b="0"/>
-            <ns1:docPr id="1001" name="глава-082.jpg"/>
+            <ns1:docPr id="1082" name="глава-082.jpg"/>
             <ns1:cNvGraphicFramePr>
               <ns2:graphicFrameLocks noChangeAspect="1"/>
             </ns1:cNvGraphicFramePr>
@@ -56669,11 +56669,11 @@
               <ns2:graphicData uri="http://schemas.openxmlformats.org/drawingml/2006/picture">
                 <ns3:pic>
                   <ns3:nvPicPr>
-                    <ns3:cNvPr id="1001" name="глава-082.jpg"/>
+                    <ns3:cNvPr id="1082" name="глава-082.jpg"/>
                     <ns3:cNvPicPr/>
                   </ns3:nvPicPr>
                   <ns3:blipFill>
-                    <ns2:blip ns4:embed="rId1"/>
+                    <ns2:blip ns4:embed="rId82"/>
                     <ns2:stretch>
                       <ns2:fillRect/>
                     </ns2:stretch>
@@ -57315,7 +57315,7 @@
           <ns1:inline>
             <ns1:extent cx="5200000" cy="5200000"/>
             <ns1:effectExtent l="0" t="0" r="0" b="0"/>
-            <ns1:docPr id="1001" name="глава-083.jpg"/>
+            <ns1:docPr id="1083" name="глава-083.jpg"/>
             <ns1:cNvGraphicFramePr>
               <ns2:graphicFrameLocks noChangeAspect="1"/>
             </ns1:cNvGraphicFramePr>
@@ -57323,11 +57323,11 @@
               <ns2:graphicData uri="http://schemas.openxmlformats.org/drawingml/2006/picture">
                 <ns3:pic>
                   <ns3:nvPicPr>
-                    <ns3:cNvPr id="1001" name="глава-083.jpg"/>
+                    <ns3:cNvPr id="1083" name="глава-083.jpg"/>
                     <ns3:cNvPicPr/>
                   </ns3:nvPicPr>
                   <ns3:blipFill>
-                    <ns2:blip ns4:embed="rId1"/>
+                    <ns2:blip ns4:embed="rId83"/>
                     <ns2:stretch>
                       <ns2:fillRect/>
                     </ns2:stretch>
@@ -57833,7 +57833,7 @@
           <ns1:inline>
             <ns1:extent cx="5200000" cy="5200000"/>
             <ns1:effectExtent l="0" t="0" r="0" b="0"/>
-            <ns1:docPr id="1001" name="глава-084.jpg"/>
+            <ns1:docPr id="1084" name="глава-084.jpg"/>
             <ns1:cNvGraphicFramePr>
               <ns2:graphicFrameLocks noChangeAspect="1"/>
             </ns1:cNvGraphicFramePr>
@@ -57841,11 +57841,11 @@
               <ns2:graphicData uri="http://schemas.openxmlformats.org/drawingml/2006/picture">
                 <ns3:pic>
                   <ns3:nvPicPr>
-                    <ns3:cNvPr id="1001" name="глава-084.jpg"/>
+                    <ns3:cNvPr id="1084" name="глава-084.jpg"/>
                     <ns3:cNvPicPr/>
                   </ns3:nvPicPr>
                   <ns3:blipFill>
-                    <ns2:blip ns4:embed="rId1"/>
+                    <ns2:blip ns4:embed="rId84"/>
                     <ns2:stretch>
                       <ns2:fillRect/>
                     </ns2:stretch>
@@ -58391,7 +58391,7 @@
           <ns1:inline>
             <ns1:extent cx="5200000" cy="5200000"/>
             <ns1:effectExtent l="0" t="0" r="0" b="0"/>
-            <ns1:docPr id="1001" name="глава-085.jpg"/>
+            <ns1:docPr id="1085" name="глава-085.jpg"/>
             <ns1:cNvGraphicFramePr>
               <ns2:graphicFrameLocks noChangeAspect="1"/>
             </ns1:cNvGraphicFramePr>
@@ -58399,11 +58399,11 @@
               <ns2:graphicData uri="http://schemas.openxmlformats.org/drawingml/2006/picture">
                 <ns3:pic>
                   <ns3:nvPicPr>
-                    <ns3:cNvPr id="1001" name="глава-085.jpg"/>
+                    <ns3:cNvPr id="1085" name="глава-085.jpg"/>
                     <ns3:cNvPicPr/>
                   </ns3:nvPicPr>
                   <ns3:blipFill>
-                    <ns2:blip ns4:embed="rId1"/>
+                    <ns2:blip ns4:embed="rId85"/>
                     <ns2:stretch>
                       <ns2:fillRect/>
                     </ns2:stretch>
@@ -58853,7 +58853,7 @@
           <ns1:inline>
             <ns1:extent cx="5200000" cy="5200000"/>
             <ns1:effectExtent l="0" t="0" r="0" b="0"/>
-            <ns1:docPr id="1001" name="глава-086.jpg"/>
+            <ns1:docPr id="1086" name="глава-086.jpg"/>
             <ns1:cNvGraphicFramePr>
               <ns2:graphicFrameLocks noChangeAspect="1"/>
             </ns1:cNvGraphicFramePr>
@@ -58861,11 +58861,11 @@
               <ns2:graphicData uri="http://schemas.openxmlformats.org/drawingml/2006/picture">
                 <ns3:pic>
                   <ns3:nvPicPr>
-                    <ns3:cNvPr id="1001" name="глава-086.jpg"/>
+                    <ns3:cNvPr id="1086" name="глава-086.jpg"/>
                     <ns3:cNvPicPr/>
                   </ns3:nvPicPr>
                   <ns3:blipFill>
-                    <ns2:blip ns4:embed="rId1"/>
+                    <ns2:blip ns4:embed="rId86"/>
                     <ns2:stretch>
                       <ns2:fillRect/>
                     </ns2:stretch>
@@ -59403,7 +59403,7 @@
           <ns1:inline>
             <ns1:extent cx="5200000" cy="5200000"/>
             <ns1:effectExtent l="0" t="0" r="0" b="0"/>
-            <ns1:docPr id="1001" name="глава-087.jpg"/>
+            <ns1:docPr id="1087" name="глава-087.jpg"/>
             <ns1:cNvGraphicFramePr>
               <ns2:graphicFrameLocks noChangeAspect="1"/>
             </ns1:cNvGraphicFramePr>
@@ -59411,11 +59411,11 @@
               <ns2:graphicData uri="http://schemas.openxmlformats.org/drawingml/2006/picture">
                 <ns3:pic>
                   <ns3:nvPicPr>
-                    <ns3:cNvPr id="1001" name="глава-087.jpg"/>
+                    <ns3:cNvPr id="1087" name="глава-087.jpg"/>
                     <ns3:cNvPicPr/>
                   </ns3:nvPicPr>
                   <ns3:blipFill>
-                    <ns2:blip ns4:embed="rId1"/>
+                    <ns2:blip ns4:embed="rId87"/>
                     <ns2:stretch>
                       <ns2:fillRect/>
                     </ns2:stretch>
@@ -59825,7 +59825,7 @@
           <ns1:inline>
             <ns1:extent cx="5200000" cy="5200000"/>
             <ns1:effectExtent l="0" t="0" r="0" b="0"/>
-            <ns1:docPr id="1001" name="глава-088.jpg"/>
+            <ns1:docPr id="1088" name="глава-088.jpg"/>
             <ns1:cNvGraphicFramePr>
               <ns2:graphicFrameLocks noChangeAspect="1"/>
             </ns1:cNvGraphicFramePr>
@@ -59833,11 +59833,11 @@
               <ns2:graphicData uri="http://schemas.openxmlformats.org/drawingml/2006/picture">
                 <ns3:pic>
                   <ns3:nvPicPr>
-                    <ns3:cNvPr id="1001" name="глава-088.jpg"/>
+                    <ns3:cNvPr id="1088" name="глава-088.jpg"/>
                     <ns3:cNvPicPr/>
                   </ns3:nvPicPr>
                   <ns3:blipFill>
-                    <ns2:blip ns4:embed="rId1"/>
+                    <ns2:blip ns4:embed="rId88"/>
                     <ns2:stretch>
                       <ns2:fillRect/>
                     </ns2:stretch>
@@ -60471,7 +60471,7 @@
           <ns1:inline>
             <ns1:extent cx="5200000" cy="5200000"/>
             <ns1:effectExtent l="0" t="0" r="0" b="0"/>
-            <ns1:docPr id="1001" name="глава-089.jpg"/>
+            <ns1:docPr id="1089" name="глава-089.jpg"/>
             <ns1:cNvGraphicFramePr>
               <ns2:graphicFrameLocks noChangeAspect="1"/>
             </ns1:cNvGraphicFramePr>
@@ -60479,11 +60479,11 @@
               <ns2:graphicData uri="http://schemas.openxmlformats.org/drawingml/2006/picture">
                 <ns3:pic>
                   <ns3:nvPicPr>
-                    <ns3:cNvPr id="1001" name="глава-089.jpg"/>
+                    <ns3:cNvPr id="1089" name="глава-089.jpg"/>
                     <ns3:cNvPicPr/>
                   </ns3:nvPicPr>
                   <ns3:blipFill>
-                    <ns2:blip ns4:embed="rId1"/>
+                    <ns2:blip ns4:embed="rId89"/>
                     <ns2:stretch>
                       <ns2:fillRect/>
                     </ns2:stretch>
@@ -61117,7 +61117,7 @@
           <ns1:inline>
             <ns1:extent cx="5200000" cy="5200000"/>
             <ns1:effectExtent l="0" t="0" r="0" b="0"/>
-            <ns1:docPr id="1001" name="глава-090.jpg"/>
+            <ns1:docPr id="1090" name="глава-090.jpg"/>
             <ns1:cNvGraphicFramePr>
               <ns2:graphicFrameLocks noChangeAspect="1"/>
             </ns1:cNvGraphicFramePr>
@@ -61125,11 +61125,11 @@
               <ns2:graphicData uri="http://schemas.openxmlformats.org/drawingml/2006/picture">
                 <ns3:pic>
                   <ns3:nvPicPr>
-                    <ns3:cNvPr id="1001" name="глава-090.jpg"/>
+                    <ns3:cNvPr id="1090" name="глава-090.jpg"/>
                     <ns3:cNvPicPr/>
                   </ns3:nvPicPr>
                   <ns3:blipFill>
-                    <ns2:blip ns4:embed="rId1"/>
+                    <ns2:blip ns4:embed="rId90"/>
                     <ns2:stretch>
                       <ns2:fillRect/>
                     </ns2:stretch>
@@ -61660,7 +61660,7 @@
           <ns1:inline>
             <ns1:extent cx="5200000" cy="5200000"/>
             <ns1:effectExtent l="0" t="0" r="0" b="0"/>
-            <ns1:docPr id="1001" name="глава-091.jpg"/>
+            <ns1:docPr id="1091" name="глава-091.jpg"/>
             <ns1:cNvGraphicFramePr>
               <ns2:graphicFrameLocks noChangeAspect="1"/>
             </ns1:cNvGraphicFramePr>
@@ -61668,11 +61668,11 @@
               <ns2:graphicData uri="http://schemas.openxmlformats.org/drawingml/2006/picture">
                 <ns3:pic>
                   <ns3:nvPicPr>
-                    <ns3:cNvPr id="1001" name="глава-091.jpg"/>
+                    <ns3:cNvPr id="1091" name="глава-091.jpg"/>
                     <ns3:cNvPicPr/>
                   </ns3:nvPicPr>
                   <ns3:blipFill>
-                    <ns2:blip ns4:embed="rId1"/>
+                    <ns2:blip ns4:embed="rId91"/>
                     <ns2:stretch>
                       <ns2:fillRect/>
                     </ns2:stretch>
@@ -62130,7 +62130,7 @@
           <ns1:inline>
             <ns1:extent cx="5200000" cy="5200000"/>
             <ns1:effectExtent l="0" t="0" r="0" b="0"/>
-            <ns1:docPr id="1001" name="глава-092.jpg"/>
+            <ns1:docPr id="1092" name="глава-092.jpg"/>
             <ns1:cNvGraphicFramePr>
               <ns2:graphicFrameLocks noChangeAspect="1"/>
             </ns1:cNvGraphicFramePr>
@@ -62138,11 +62138,11 @@
               <ns2:graphicData uri="http://schemas.openxmlformats.org/drawingml/2006/picture">
                 <ns3:pic>
                   <ns3:nvPicPr>
-                    <ns3:cNvPr id="1001" name="глава-092.jpg"/>
+                    <ns3:cNvPr id="1092" name="глава-092.jpg"/>
                     <ns3:cNvPicPr/>
                   </ns3:nvPicPr>
                   <ns3:blipFill>
-                    <ns2:blip ns4:embed="rId1"/>
+                    <ns2:blip ns4:embed="rId92"/>
                     <ns2:stretch>
                       <ns2:fillRect/>
                     </ns2:stretch>
@@ -62680,7 +62680,7 @@
           <ns1:inline>
             <ns1:extent cx="5200000" cy="5200000"/>
             <ns1:effectExtent l="0" t="0" r="0" b="0"/>
-            <ns1:docPr id="1001" name="глава-093.jpg"/>
+            <ns1:docPr id="1093" name="глава-093.jpg"/>
             <ns1:cNvGraphicFramePr>
               <ns2:graphicFrameLocks noChangeAspect="1"/>
             </ns1:cNvGraphicFramePr>
@@ -62688,11 +62688,11 @@
               <ns2:graphicData uri="http://schemas.openxmlformats.org/drawingml/2006/picture">
                 <ns3:pic>
                   <ns3:nvPicPr>
-                    <ns3:cNvPr id="1001" name="глава-093.jpg"/>
+                    <ns3:cNvPr id="1093" name="глава-093.jpg"/>
                     <ns3:cNvPicPr/>
                   </ns3:nvPicPr>
                   <ns3:blipFill>
-                    <ns2:blip ns4:embed="rId1"/>
+                    <ns2:blip ns4:embed="rId93"/>
                     <ns2:stretch>
                       <ns2:fillRect/>
                     </ns2:stretch>
@@ -63254,7 +63254,7 @@
           <ns1:inline>
             <ns1:extent cx="5200000" cy="5200000"/>
             <ns1:effectExtent l="0" t="0" r="0" b="0"/>
-            <ns1:docPr id="1001" name="глава-094.jpg"/>
+            <ns1:docPr id="1094" name="глава-094.jpg"/>
             <ns1:cNvGraphicFramePr>
               <ns2:graphicFrameLocks noChangeAspect="1"/>
             </ns1:cNvGraphicFramePr>
@@ -63262,11 +63262,11 @@
               <ns2:graphicData uri="http://schemas.openxmlformats.org/drawingml/2006/picture">
                 <ns3:pic>
                   <ns3:nvPicPr>
-                    <ns3:cNvPr id="1001" name="глава-094.jpg"/>
+                    <ns3:cNvPr id="1094" name="глава-094.jpg"/>
                     <ns3:cNvPicPr/>
                   </ns3:nvPicPr>
                   <ns3:blipFill>
-                    <ns2:blip ns4:embed="rId1"/>
+                    <ns2:blip ns4:embed="rId94"/>
                     <ns2:stretch>
                       <ns2:fillRect/>
                     </ns2:stretch>
@@ -63788,7 +63788,7 @@
           <ns1:inline>
             <ns1:extent cx="5200000" cy="5200000"/>
             <ns1:effectExtent l="0" t="0" r="0" b="0"/>
-            <ns1:docPr id="1001" name="глава-095.jpg"/>
+            <ns1:docPr id="1095" name="глава-095.jpg"/>
             <ns1:cNvGraphicFramePr>
               <ns2:graphicFrameLocks noChangeAspect="1"/>
             </ns1:cNvGraphicFramePr>
@@ -63796,11 +63796,11 @@
               <ns2:graphicData uri="http://schemas.openxmlformats.org/drawingml/2006/picture">
                 <ns3:pic>
                   <ns3:nvPicPr>
-                    <ns3:cNvPr id="1001" name="глава-095.jpg"/>
+                    <ns3:cNvPr id="1095" name="глава-095.jpg"/>
                     <ns3:cNvPicPr/>
                   </ns3:nvPicPr>
                   <ns3:blipFill>
-                    <ns2:blip ns4:embed="rId1"/>
+                    <ns2:blip ns4:embed="rId95"/>
                     <ns2:stretch>
                       <ns2:fillRect/>
                     </ns2:stretch>
@@ -64290,7 +64290,7 @@
           <ns1:inline>
             <ns1:extent cx="5200000" cy="5200000"/>
             <ns1:effectExtent l="0" t="0" r="0" b="0"/>
-            <ns1:docPr id="1001" name="глава-096.jpg"/>
+            <ns1:docPr id="1096" name="глава-096.jpg"/>
             <ns1:cNvGraphicFramePr>
               <ns2:graphicFrameLocks noChangeAspect="1"/>
             </ns1:cNvGraphicFramePr>
@@ -64298,11 +64298,11 @@
               <ns2:graphicData uri="http://schemas.openxmlformats.org/drawingml/2006/picture">
                 <ns3:pic>
                   <ns3:nvPicPr>
-                    <ns3:cNvPr id="1001" name="глава-096.jpg"/>
+                    <ns3:cNvPr id="1096" name="глава-096.jpg"/>
                     <ns3:cNvPicPr/>
                   </ns3:nvPicPr>
                   <ns3:blipFill>
-                    <ns2:blip ns4:embed="rId1"/>
+                    <ns2:blip ns4:embed="rId96"/>
                     <ns2:stretch>
                       <ns2:fillRect/>
                     </ns2:stretch>
@@ -64704,7 +64704,7 @@
           <ns1:inline>
             <ns1:extent cx="5200000" cy="5200000"/>
             <ns1:effectExtent l="0" t="0" r="0" b="0"/>
-            <ns1:docPr id="1001" name="глава-097.jpg"/>
+            <ns1:docPr id="1097" name="глава-097.jpg"/>
             <ns1:cNvGraphicFramePr>
               <ns2:graphicFrameLocks noChangeAspect="1"/>
             </ns1:cNvGraphicFramePr>
@@ -64712,11 +64712,11 @@
               <ns2:graphicData uri="http://schemas.openxmlformats.org/drawingml/2006/picture">
                 <ns3:pic>
                   <ns3:nvPicPr>
-                    <ns3:cNvPr id="1001" name="глава-097.jpg"/>
+                    <ns3:cNvPr id="1097" name="глава-097.jpg"/>
                     <ns3:cNvPicPr/>
                   </ns3:nvPicPr>
                   <ns3:blipFill>
-                    <ns2:blip ns4:embed="rId1"/>
+                    <ns2:blip ns4:embed="rId97"/>
                     <ns2:stretch>
                       <ns2:fillRect/>
                     </ns2:stretch>
@@ -65174,7 +65174,7 @@
           <ns1:inline>
             <ns1:extent cx="5200000" cy="5200000"/>
             <ns1:effectExtent l="0" t="0" r="0" b="0"/>
-            <ns1:docPr id="1001" name="глава-098.jpg"/>
+            <ns1:docPr id="1098" name="глава-098.jpg"/>
             <ns1:cNvGraphicFramePr>
               <ns2:graphicFrameLocks noChangeAspect="1"/>
             </ns1:cNvGraphicFramePr>
@@ -65182,11 +65182,11 @@
               <ns2:graphicData uri="http://schemas.openxmlformats.org/drawingml/2006/picture">
                 <ns3:pic>
                   <ns3:nvPicPr>
-                    <ns3:cNvPr id="1001" name="глава-098.jpg"/>
+                    <ns3:cNvPr id="1098" name="глава-098.jpg"/>
                     <ns3:cNvPicPr/>
                   </ns3:nvPicPr>
                   <ns3:blipFill>
-                    <ns2:blip ns4:embed="rId1"/>
+                    <ns2:blip ns4:embed="rId98"/>
                     <ns2:stretch>
                       <ns2:fillRect/>
                     </ns2:stretch>
@@ -65692,7 +65692,7 @@
           <ns1:inline>
             <ns1:extent cx="5200000" cy="5200000"/>
             <ns1:effectExtent l="0" t="0" r="0" b="0"/>
-            <ns1:docPr id="1001" name="глава-099.jpg"/>
+            <ns1:docPr id="1099" name="глава-099.jpg"/>
             <ns1:cNvGraphicFramePr>
               <ns2:graphicFrameLocks noChangeAspect="1"/>
             </ns1:cNvGraphicFramePr>
@@ -65700,11 +65700,11 @@
               <ns2:graphicData uri="http://schemas.openxmlformats.org/drawingml/2006/picture">
                 <ns3:pic>
                   <ns3:nvPicPr>
-                    <ns3:cNvPr id="1001" name="глава-099.jpg"/>
+                    <ns3:cNvPr id="1099" name="глава-099.jpg"/>
                     <ns3:cNvPicPr/>
                   </ns3:nvPicPr>
                   <ns3:blipFill>
-                    <ns2:blip ns4:embed="rId1"/>
+                    <ns2:blip ns4:embed="rId99"/>
                     <ns2:stretch>
                       <ns2:fillRect/>
                     </ns2:stretch>
@@ -66354,7 +66354,7 @@
           <ns1:inline>
             <ns1:extent cx="5200000" cy="5200000"/>
             <ns1:effectExtent l="0" t="0" r="0" b="0"/>
-            <ns1:docPr id="1001" name="глава-100.jpg"/>
+            <ns1:docPr id="1100" name="глава-100.jpg"/>
             <ns1:cNvGraphicFramePr>
               <ns2:graphicFrameLocks noChangeAspect="1"/>
             </ns1:cNvGraphicFramePr>
@@ -66362,11 +66362,11 @@
               <ns2:graphicData uri="http://schemas.openxmlformats.org/drawingml/2006/picture">
                 <ns3:pic>
                   <ns3:nvPicPr>
-                    <ns3:cNvPr id="1001" name="глава-100.jpg"/>
+                    <ns3:cNvPr id="1100" name="глава-100.jpg"/>
                     <ns3:cNvPicPr/>
                   </ns3:nvPicPr>
                   <ns3:blipFill>
-                    <ns2:blip ns4:embed="rId1"/>
+                    <ns2:blip ns4:embed="rId100"/>
                     <ns2:stretch>
                       <ns2:fillRect/>
                     </ns2:stretch>
